--- a/Documents/Lit review notes.docx
+++ b/Documents/Lit review notes.docx
@@ -43,6 +43,230 @@
       </w:pPr>
       <w:r>
         <w:t>They compare work done on level design before the article was created vs what they ended up doing for level design patterns in the article.</w:t>
+      </w:r>
+    </w:p>
+    <w:p>
+      <w:pPr>
+        <w:pStyle w:val="ListParagraph"/>
+        <w:ind w:left="1080"/>
+      </w:pPr>
+    </w:p>
+    <w:p>
+      <w:pPr>
+        <w:pStyle w:val="ListParagraph"/>
+        <w:numPr>
+          <w:ilvl w:val="0"/>
+          <w:numId w:val="1"/>
+        </w:numPr>
+      </w:pPr>
+      <w:r>
+        <w:t>This article has been effective with level design patterns</w:t>
+      </w:r>
+      <w:r>
+        <w:t>, especially with the guidance segment, since for example, when the player reaches a checkpoint in the application of the project, the player may feel lost of where to go next if they do not move the camera.</w:t>
+      </w:r>
+    </w:p>
+    <w:p>
+      <w:pPr>
+        <w:pStyle w:val="ListParagraph"/>
+      </w:pPr>
+    </w:p>
+    <w:p>
+      <w:pPr>
+        <w:pStyle w:val="ListParagraph"/>
+        <w:numPr>
+          <w:ilvl w:val="1"/>
+          <w:numId w:val="1"/>
+        </w:numPr>
+      </w:pPr>
+      <w:r>
+        <w:t>This means we might make use of arrows in the level.</w:t>
+      </w:r>
+    </w:p>
+    <w:p>
+      <w:pPr>
+        <w:pStyle w:val="ListParagraph"/>
+        <w:numPr>
+          <w:ilvl w:val="1"/>
+          <w:numId w:val="1"/>
+        </w:numPr>
+      </w:pPr>
+      <w:r>
+        <w:t>A trail of coins going downwards for example will be used to show the player where to go next, but also to give them that thrill that they will be going to a bottomless pit, when in reality it will result in them jumping to a platform.</w:t>
+      </w:r>
+    </w:p>
+    <w:p>
+      <w:pPr>
+        <w:pStyle w:val="ListParagraph"/>
+        <w:numPr>
+          <w:ilvl w:val="1"/>
+          <w:numId w:val="1"/>
+        </w:numPr>
+      </w:pPr>
+      <w:r>
+        <w:t>Checkpoints have been implemented in the game as well in order to give the player a safe zone. Each checkpoint is located in a platform that is safe so that the player can strategically decide how they will navigate through the next section of the level</w:t>
+      </w:r>
+      <w:r>
+        <w:t>.</w:t>
+      </w:r>
+    </w:p>
+    <w:p>
+      <w:pPr>
+        <w:pStyle w:val="ListParagraph"/>
+        <w:numPr>
+          <w:ilvl w:val="1"/>
+          <w:numId w:val="1"/>
+        </w:numPr>
+      </w:pPr>
+      <w:r>
+        <w:t>Since there is no enemy AI present in this project, guidance, safe zones, and pace breaking will only be used.</w:t>
+      </w:r>
+    </w:p>
+    <w:p>
+      <w:pPr>
+        <w:pStyle w:val="ListParagraph"/>
+        <w:numPr>
+          <w:ilvl w:val="1"/>
+          <w:numId w:val="1"/>
+        </w:numPr>
+      </w:pPr>
+      <w:r>
+        <w:t>Pace breaking is dramatically changing parts of the level, so for instance, having a lot of smaller jumps/smaller platforms in one part, and then having lots of longer paths/coins in another part.</w:t>
+      </w:r>
+    </w:p>
+    <w:p/>
+    <w:p>
+      <w:r>
+        <w:t xml:space="preserve">Lit Review </w:t>
+      </w:r>
+      <w:r>
+        <w:t xml:space="preserve">- </w:t>
+      </w:r>
+      <w:r>
+        <w:t>A Framework for Analysis of 2D Platformer Levels</w:t>
+      </w:r>
+    </w:p>
+    <w:p>
+      <w:r>
+        <w:t>The goal of this is to make the level feel more interesting and challenging, which is the goal of our project as well, to make it feel enjoyable for the player.</w:t>
+      </w:r>
+    </w:p>
+    <w:p>
+      <w:r>
+        <w:t>The paper mentions understanding all the components of a platformer game and how to place them, so for example, a bounce pad was implemented change the pace from just running and pressing the jump button for platforms</w:t>
+      </w:r>
+      <w:r>
+        <w:t xml:space="preserve">. Spikes were also included so that </w:t>
+      </w:r>
+      <w:r>
+        <w:lastRenderedPageBreak/>
+        <w:t>the player will need to strategically figure out how to jump to the next platform without losing health.</w:t>
+      </w:r>
+    </w:p>
+    <w:p>
+      <w:r>
+        <w:t>If more time allowed it, there would have been a risk vs reward area, where we have more coins at a more difficult section, and less coins for the easier area. For example, if you were to die at the more difficult section, you would lose some of your score. However, if you go for the easier section, you have a smaller chance of losing this score since it is easier, but you would not earn as much from the coins. This means you have a greater risk of losing points in the harder section, but you will be rewarded with lots of coins if you complete it successfully.</w:t>
+      </w:r>
+    </w:p>
+    <w:p/>
+    <w:p>
+      <w:r>
+        <w:t>Challenge is important since a potential idea with the level in that we could incorporate difficulty such as the player choosing parameters before starting the game.</w:t>
+      </w:r>
+    </w:p>
+    <w:p>
+      <w:pPr>
+        <w:pStyle w:val="ListParagraph"/>
+        <w:numPr>
+          <w:ilvl w:val="0"/>
+          <w:numId w:val="1"/>
+        </w:numPr>
+      </w:pPr>
+      <w:r>
+        <w:t xml:space="preserve">So if they wanted a </w:t>
+      </w:r>
+      <w:r>
+        <w:t>harder</w:t>
+      </w:r>
+      <w:r>
+        <w:t xml:space="preserve"> level, they could request more jumps and smaller platforms</w:t>
+      </w:r>
+    </w:p>
+    <w:p>
+      <w:pPr>
+        <w:pStyle w:val="ListParagraph"/>
+        <w:numPr>
+          <w:ilvl w:val="0"/>
+          <w:numId w:val="1"/>
+        </w:numPr>
+      </w:pPr>
+      <w:r>
+        <w:t>Before the level begins, the user can change some parameters in order to get the level to generate they way they wish for it to be generated.</w:t>
+      </w:r>
+      <w:r>
+        <w:t xml:space="preserve"> </w:t>
+      </w:r>
+    </w:p>
+    <w:p/>
+    <w:p>
+      <w:r>
+        <w:t>The goal of fun over looks is what the project will take priority for, to ensure the level is actually functional.</w:t>
+      </w:r>
+    </w:p>
+    <w:p>
+      <w:r>
+        <w:t>The paper also mentions movement aids, this has been used in the project where going onto a bounce pad can allow the player to jump onto a platform that is out of reach for them.</w:t>
+      </w:r>
+    </w:p>
+    <w:p/>
+    <w:p>
+      <w:r>
+        <w:t>The paper mentions rest areas, which is important for ensuring the player makes less mistakes. This is used in the project through the use of checkpoints, where the player is able to rest before tackling the next section of the level to allow them to strategically decide what to do next.</w:t>
+      </w:r>
+    </w:p>
+    <w:p/>
+    <w:p>
+      <w:r>
+        <w:t>The rhythm technically pauses when the player has jumped onto a platform or when they have reached a checkpoint.</w:t>
+      </w:r>
+    </w:p>
+    <w:p/>
+    <w:p>
+      <w:r>
+        <w:t xml:space="preserve">The paper states that long rhythm groups are easier to implement but they lead to more error. This is why the level has relatively small sections so this will lead to less chance of error. </w:t>
+      </w:r>
+      <w:commentRangeStart w:id="0"/>
+      <w:r>
+        <w:t>The user will be allowed to adjust the size of the sections (if time allows this?)</w:t>
+      </w:r>
+      <w:commentRangeEnd w:id="0"/>
+      <w:r>
+        <w:rPr>
+          <w:rStyle w:val="CommentReference"/>
+          <w:sz w:val="24"/>
+          <w:szCs w:val="24"/>
+        </w:rPr>
+        <w:commentReference w:id="0"/>
+      </w:r>
+    </w:p>
+    <w:p>
+      <w:r>
+        <w:lastRenderedPageBreak/>
+        <w:t>The article mentions how the computer needs to understand the components which make up the level and the way it fits together. This is where there is parameters set for where the level must be placed, such as translating it to the right amount to ensure that there isn’t two platforms overlapping with each other, and to ensure that it is not too far away from the player to jump.</w:t>
+      </w:r>
+    </w:p>
+    <w:p>
+      <w:r>
+        <w:t xml:space="preserve">It mentions constraints so that the level can be playable, which in this case means that platforms must be in the level so that the player can complete it. There also would need to be bounce pads to allow the player to jump </w:t>
+      </w:r>
+      <w:r>
+        <w:t>to platforms that are too high for example. The player can also double jump in order to reach platforms that are further away than usual, otherwise it would be impossible to beat the level without making the platforms closer.</w:t>
+      </w:r>
+    </w:p>
+    <w:p/>
+    <w:p>
+      <w:r>
+        <w:t>The framework was very useful in teaching educators how to design fun and challenging levels since we have applied the idea of constraints, and the idea of ensuring the rhythms are not too big for the player, allowing them to have a break with it. (Expand this paragraph)</w:t>
       </w:r>
     </w:p>
     <w:sectPr>
@@ -53,6 +277,48 @@
     </w:sectPr>
   </w:body>
 </w:document>
+</file>
+
+<file path=word/comments.xml><?xml version="1.0" encoding="utf-8"?>
+<w:comments xmlns:wpc="http://schemas.microsoft.com/office/word/2010/wordprocessingCanvas" xmlns:cx="http://schemas.microsoft.com/office/drawing/2014/chartex" xmlns:cx1="http://schemas.microsoft.com/office/drawing/2015/9/8/chartex" xmlns:cx2="http://schemas.microsoft.com/office/drawing/2015/10/21/chartex" xmlns:cx3="http://schemas.microsoft.com/office/drawing/2016/5/9/chartex" xmlns:cx4="http://schemas.microsoft.com/office/drawing/2016/5/10/chartex" xmlns:cx5="http://schemas.microsoft.com/office/drawing/2016/5/11/chartex" xmlns:cx6="http://schemas.microsoft.com/office/drawing/2016/5/12/chartex" xmlns:cx7="http://schemas.microsoft.com/office/drawing/2016/5/13/chartex" xmlns:cx8="http://schemas.microsoft.com/office/drawing/2016/5/14/chartex" xmlns:mc="http://schemas.openxmlformats.org/markup-compatibility/2006" xmlns:aink="http://schemas.microsoft.com/office/drawing/2016/ink" xmlns:am3d="http://schemas.microsoft.com/office/drawing/2017/model3d" xmlns:o="urn:schemas-microsoft-com:office:office" xmlns:oel="http://schemas.microsoft.com/office/2019/extlst" xmlns:r="http://schemas.openxmlformats.org/officeDocument/2006/relationships" xmlns:m="http://schemas.openxmlformats.org/officeDocument/2006/math" xmlns:v="urn:schemas-microsoft-com:vml" xmlns:wp14="http://schemas.microsoft.com/office/word/2010/wordprocessingDrawing" xmlns:wp="http://schemas.openxmlformats.org/drawingml/2006/wordprocessingDrawing" xmlns:w10="urn:schemas-microsoft-com:office:word" xmlns:w="http://schemas.openxmlformats.org/wordprocessingml/2006/main" xmlns:w14="http://schemas.microsoft.com/office/word/2010/wordml" xmlns:w15="http://schemas.microsoft.com/office/word/2012/wordml" xmlns:w16cex="http://schemas.microsoft.com/office/word/2018/wordml/cex" xmlns:w16cid="http://schemas.microsoft.com/office/word/2016/wordml/cid" xmlns:w16="http://schemas.microsoft.com/office/word/2018/wordml" xmlns:w16du="http://schemas.microsoft.com/office/word/2023/wordml/word16du" xmlns:w16sdtdh="http://schemas.microsoft.com/office/word/2020/wordml/sdtdatahash" xmlns:w16sdtfl="http://schemas.microsoft.com/office/word/2024/wordml/sdtformatlock" xmlns:w16se="http://schemas.microsoft.com/office/word/2015/wordml/symex" xmlns:wpg="http://schemas.microsoft.com/office/word/2010/wordprocessingGroup" xmlns:wpi="http://schemas.microsoft.com/office/word/2010/wordprocessingInk" xmlns:wne="http://schemas.microsoft.com/office/word/2006/wordml" xmlns:wps="http://schemas.microsoft.com/office/word/2010/wordprocessingShape" mc:Ignorable="w14 w15 w16se w16cid w16 w16cex w16sdtdh w16sdtfl w16du wp14">
+  <w:comment w:id="0" w:author="Jerry" w:date="2026-03-20T01:20:00Z" w:initials="J">
+    <w:p>
+      <w:pPr>
+        <w:pStyle w:val="CommentText"/>
+      </w:pPr>
+      <w:r>
+        <w:rPr>
+          <w:rStyle w:val="CommentReference"/>
+        </w:rPr>
+        <w:annotationRef/>
+      </w:r>
+      <w:r>
+        <w:rPr>
+          <w:lang w:val="en-US"/>
+        </w:rPr>
+        <w:t>Only if time allows it</w:t>
+      </w:r>
+    </w:p>
+  </w:comment>
+</w:comments>
+</file>
+
+<file path=word/commentsExtended.xml><?xml version="1.0" encoding="utf-8"?>
+<w15:commentsEx xmlns:wpc="http://schemas.microsoft.com/office/word/2010/wordprocessingCanvas" xmlns:cx="http://schemas.microsoft.com/office/drawing/2014/chartex" xmlns:cx1="http://schemas.microsoft.com/office/drawing/2015/9/8/chartex" xmlns:cx2="http://schemas.microsoft.com/office/drawing/2015/10/21/chartex" xmlns:cx3="http://schemas.microsoft.com/office/drawing/2016/5/9/chartex" xmlns:cx4="http://schemas.microsoft.com/office/drawing/2016/5/10/chartex" xmlns:cx5="http://schemas.microsoft.com/office/drawing/2016/5/11/chartex" xmlns:cx6="http://schemas.microsoft.com/office/drawing/2016/5/12/chartex" xmlns:cx7="http://schemas.microsoft.com/office/drawing/2016/5/13/chartex" xmlns:cx8="http://schemas.microsoft.com/office/drawing/2016/5/14/chartex" xmlns:mc="http://schemas.openxmlformats.org/markup-compatibility/2006" xmlns:aink="http://schemas.microsoft.com/office/drawing/2016/ink" xmlns:am3d="http://schemas.microsoft.com/office/drawing/2017/model3d" xmlns:o="urn:schemas-microsoft-com:office:office" xmlns:oel="http://schemas.microsoft.com/office/2019/extlst" xmlns:r="http://schemas.openxmlformats.org/officeDocument/2006/relationships" xmlns:m="http://schemas.openxmlformats.org/officeDocument/2006/math" xmlns:v="urn:schemas-microsoft-com:vml" xmlns:wp14="http://schemas.microsoft.com/office/word/2010/wordprocessingDrawing" xmlns:wp="http://schemas.openxmlformats.org/drawingml/2006/wordprocessingDrawing" xmlns:w10="urn:schemas-microsoft-com:office:word" xmlns:w="http://schemas.openxmlformats.org/wordprocessingml/2006/main" xmlns:w14="http://schemas.microsoft.com/office/word/2010/wordml" xmlns:w15="http://schemas.microsoft.com/office/word/2012/wordml" xmlns:w16cex="http://schemas.microsoft.com/office/word/2018/wordml/cex" xmlns:w16cid="http://schemas.microsoft.com/office/word/2016/wordml/cid" xmlns:w16="http://schemas.microsoft.com/office/word/2018/wordml" xmlns:w16du="http://schemas.microsoft.com/office/word/2023/wordml/word16du" xmlns:w16sdtdh="http://schemas.microsoft.com/office/word/2020/wordml/sdtdatahash" xmlns:w16sdtfl="http://schemas.microsoft.com/office/word/2024/wordml/sdtformatlock" xmlns:w16se="http://schemas.microsoft.com/office/word/2015/wordml/symex" xmlns:wpg="http://schemas.microsoft.com/office/word/2010/wordprocessingGroup" xmlns:wpi="http://schemas.microsoft.com/office/word/2010/wordprocessingInk" xmlns:wne="http://schemas.microsoft.com/office/word/2006/wordml" xmlns:wps="http://schemas.microsoft.com/office/word/2010/wordprocessingShape" mc:Ignorable="w14 w15 w16se w16cid w16 w16cex w16sdtdh w16sdtfl w16du wp14">
+  <w15:commentEx w15:paraId="77A08A03" w15:done="0"/>
+</w15:commentsEx>
+</file>
+
+<file path=word/commentsExtensible.xml><?xml version="1.0" encoding="utf-8"?>
+<w16cex:commentsExtensible xmlns:wpc="http://schemas.microsoft.com/office/word/2010/wordprocessingCanvas" xmlns:cx="http://schemas.microsoft.com/office/drawing/2014/chartex" xmlns:cx1="http://schemas.microsoft.com/office/drawing/2015/9/8/chartex" xmlns:cx2="http://schemas.microsoft.com/office/drawing/2015/10/21/chartex" xmlns:cx3="http://schemas.microsoft.com/office/drawing/2016/5/9/chartex" xmlns:cx4="http://schemas.microsoft.com/office/drawing/2016/5/10/chartex" xmlns:cx5="http://schemas.microsoft.com/office/drawing/2016/5/11/chartex" xmlns:cx6="http://schemas.microsoft.com/office/drawing/2016/5/12/chartex" xmlns:cx7="http://schemas.microsoft.com/office/drawing/2016/5/13/chartex" xmlns:cx8="http://schemas.microsoft.com/office/drawing/2016/5/14/chartex" xmlns:cr="http://schemas.microsoft.com/office/comments/2020/reactions" xmlns:mc="http://schemas.openxmlformats.org/markup-compatibility/2006" xmlns:aink="http://schemas.microsoft.com/office/drawing/2016/ink" xmlns:am3d="http://schemas.microsoft.com/office/drawing/2017/model3d" xmlns:o="urn:schemas-microsoft-com:office:office" xmlns:oel="http://schemas.microsoft.com/office/2019/extlst" xmlns:r="http://schemas.openxmlformats.org/officeDocument/2006/relationships" xmlns:m="http://schemas.openxmlformats.org/officeDocument/2006/math" xmlns:v="urn:schemas-microsoft-com:vml" xmlns:wp14="http://schemas.microsoft.com/office/word/2010/wordprocessingDrawing" xmlns:wp="http://schemas.openxmlformats.org/drawingml/2006/wordprocessingDrawing" xmlns:w10="urn:schemas-microsoft-com:office:word" xmlns:w="http://schemas.openxmlformats.org/wordprocessingml/2006/main" xmlns:w14="http://schemas.microsoft.com/office/word/2010/wordml" xmlns:w15="http://schemas.microsoft.com/office/word/2012/wordml" xmlns:w16cex="http://schemas.microsoft.com/office/word/2018/wordml/cex" xmlns:w16cid="http://schemas.microsoft.com/office/word/2016/wordml/cid" xmlns:w16="http://schemas.microsoft.com/office/word/2018/wordml" xmlns:w16du="http://schemas.microsoft.com/office/word/2023/wordml/word16du" xmlns:w16sdtdh="http://schemas.microsoft.com/office/word/2020/wordml/sdtdatahash" xmlns:w16sdtfl="http://schemas.microsoft.com/office/word/2024/wordml/sdtformatlock" xmlns:w16se="http://schemas.microsoft.com/office/word/2015/wordml/symex" xmlns:wpg="http://schemas.microsoft.com/office/word/2010/wordprocessingGroup" xmlns:wpi="http://schemas.microsoft.com/office/word/2010/wordprocessingInk" xmlns:wne="http://schemas.microsoft.com/office/word/2006/wordml" xmlns:wps="http://schemas.microsoft.com/office/word/2010/wordprocessingShape" mc:Ignorable="w14 w15 w16se w16cid w16 w16cex w16sdtdh w16sdtfl cr w16du wp14">
+  <w16cex:commentExtensible w16cex:durableId="1C3AAF53" w16cex:dateUtc="2026-03-20T01:20:00Z"/>
+</w16cex:commentsExtensible>
+</file>
+
+<file path=word/commentsIds.xml><?xml version="1.0" encoding="utf-8"?>
+<w16cid:commentsIds xmlns:wpc="http://schemas.microsoft.com/office/word/2010/wordprocessingCanvas" xmlns:cx="http://schemas.microsoft.com/office/drawing/2014/chartex" xmlns:cx1="http://schemas.microsoft.com/office/drawing/2015/9/8/chartex" xmlns:cx2="http://schemas.microsoft.com/office/drawing/2015/10/21/chartex" xmlns:cx3="http://schemas.microsoft.com/office/drawing/2016/5/9/chartex" xmlns:cx4="http://schemas.microsoft.com/office/drawing/2016/5/10/chartex" xmlns:cx5="http://schemas.microsoft.com/office/drawing/2016/5/11/chartex" xmlns:cx6="http://schemas.microsoft.com/office/drawing/2016/5/12/chartex" xmlns:cx7="http://schemas.microsoft.com/office/drawing/2016/5/13/chartex" xmlns:cx8="http://schemas.microsoft.com/office/drawing/2016/5/14/chartex" xmlns:mc="http://schemas.openxmlformats.org/markup-compatibility/2006" xmlns:aink="http://schemas.microsoft.com/office/drawing/2016/ink" xmlns:am3d="http://schemas.microsoft.com/office/drawing/2017/model3d" xmlns:o="urn:schemas-microsoft-com:office:office" xmlns:oel="http://schemas.microsoft.com/office/2019/extlst" xmlns:r="http://schemas.openxmlformats.org/officeDocument/2006/relationships" xmlns:m="http://schemas.openxmlformats.org/officeDocument/2006/math" xmlns:v="urn:schemas-microsoft-com:vml" xmlns:wp14="http://schemas.microsoft.com/office/word/2010/wordprocessingDrawing" xmlns:wp="http://schemas.openxmlformats.org/drawingml/2006/wordprocessingDrawing" xmlns:w10="urn:schemas-microsoft-com:office:word" xmlns:w="http://schemas.openxmlformats.org/wordprocessingml/2006/main" xmlns:w14="http://schemas.microsoft.com/office/word/2010/wordml" xmlns:w15="http://schemas.microsoft.com/office/word/2012/wordml" xmlns:w16cex="http://schemas.microsoft.com/office/word/2018/wordml/cex" xmlns:w16cid="http://schemas.microsoft.com/office/word/2016/wordml/cid" xmlns:w16="http://schemas.microsoft.com/office/word/2018/wordml" xmlns:w16du="http://schemas.microsoft.com/office/word/2023/wordml/word16du" xmlns:w16sdtdh="http://schemas.microsoft.com/office/word/2020/wordml/sdtdatahash" xmlns:w16sdtfl="http://schemas.microsoft.com/office/word/2024/wordml/sdtformatlock" xmlns:w16se="http://schemas.microsoft.com/office/word/2015/wordml/symex" xmlns:wpg="http://schemas.microsoft.com/office/word/2010/wordprocessingGroup" xmlns:wpi="http://schemas.microsoft.com/office/word/2010/wordprocessingInk" xmlns:wne="http://schemas.microsoft.com/office/word/2006/wordml" xmlns:wps="http://schemas.microsoft.com/office/word/2010/wordprocessingShape" mc:Ignorable="w14 w15 w16se w16cid w16 w16cex w16sdtdh w16sdtfl w16du wp14">
+  <w16cid:commentId w16cid:paraId="77A08A03" w16cid:durableId="1C3AAF53"/>
+</w16cid:commentsIds>
 </file>
 
 <file path=word/numbering.xml><?xml version="1.0" encoding="utf-8"?>
@@ -173,6 +439,14 @@
     <w:abstractNumId w:val="0"/>
   </w:num>
 </w:numbering>
+</file>
+
+<file path=word/people.xml><?xml version="1.0" encoding="utf-8"?>
+<w15:people xmlns:wpc="http://schemas.microsoft.com/office/word/2010/wordprocessingCanvas" xmlns:cx="http://schemas.microsoft.com/office/drawing/2014/chartex" xmlns:cx1="http://schemas.microsoft.com/office/drawing/2015/9/8/chartex" xmlns:cx2="http://schemas.microsoft.com/office/drawing/2015/10/21/chartex" xmlns:cx3="http://schemas.microsoft.com/office/drawing/2016/5/9/chartex" xmlns:cx4="http://schemas.microsoft.com/office/drawing/2016/5/10/chartex" xmlns:cx5="http://schemas.microsoft.com/office/drawing/2016/5/11/chartex" xmlns:cx6="http://schemas.microsoft.com/office/drawing/2016/5/12/chartex" xmlns:cx7="http://schemas.microsoft.com/office/drawing/2016/5/13/chartex" xmlns:cx8="http://schemas.microsoft.com/office/drawing/2016/5/14/chartex" xmlns:mc="http://schemas.openxmlformats.org/markup-compatibility/2006" xmlns:aink="http://schemas.microsoft.com/office/drawing/2016/ink" xmlns:am3d="http://schemas.microsoft.com/office/drawing/2017/model3d" xmlns:o="urn:schemas-microsoft-com:office:office" xmlns:oel="http://schemas.microsoft.com/office/2019/extlst" xmlns:r="http://schemas.openxmlformats.org/officeDocument/2006/relationships" xmlns:m="http://schemas.openxmlformats.org/officeDocument/2006/math" xmlns:v="urn:schemas-microsoft-com:vml" xmlns:wp14="http://schemas.microsoft.com/office/word/2010/wordprocessingDrawing" xmlns:wp="http://schemas.openxmlformats.org/drawingml/2006/wordprocessingDrawing" xmlns:w10="urn:schemas-microsoft-com:office:word" xmlns:w="http://schemas.openxmlformats.org/wordprocessingml/2006/main" xmlns:w14="http://schemas.microsoft.com/office/word/2010/wordml" xmlns:w15="http://schemas.microsoft.com/office/word/2012/wordml" xmlns:w16cex="http://schemas.microsoft.com/office/word/2018/wordml/cex" xmlns:w16cid="http://schemas.microsoft.com/office/word/2016/wordml/cid" xmlns:w16="http://schemas.microsoft.com/office/word/2018/wordml" xmlns:w16du="http://schemas.microsoft.com/office/word/2023/wordml/word16du" xmlns:w16sdtdh="http://schemas.microsoft.com/office/word/2020/wordml/sdtdatahash" xmlns:w16sdtfl="http://schemas.microsoft.com/office/word/2024/wordml/sdtformatlock" xmlns:w16se="http://schemas.microsoft.com/office/word/2015/wordml/symex" xmlns:wpg="http://schemas.microsoft.com/office/word/2010/wordprocessingGroup" xmlns:wpi="http://schemas.microsoft.com/office/word/2010/wordprocessingInk" xmlns:wne="http://schemas.microsoft.com/office/word/2006/wordml" xmlns:wps="http://schemas.microsoft.com/office/word/2010/wordprocessingShape" mc:Ignorable="w14 w15 w16se w16cid w16 w16cex w16sdtdh w16sdtfl w16du wp14">
+  <w15:person w15:author="Jerry">
+    <w15:presenceInfo w15:providerId="None" w15:userId="Jerry"/>
+  </w15:person>
+</w15:people>
 </file>
 
 <file path=word/styles.xml><?xml version="1.0" encoding="utf-8"?>
@@ -778,7 +1052,6 @@
   <w:style w:type="character" w:default="1" w:styleId="DefaultParagraphFont">
     <w:name w:val="Default Paragraph Font"/>
     <w:uiPriority w:val="1"/>
-    <w:semiHidden/>
     <w:unhideWhenUsed/>
   </w:style>
   <w:style w:type="table" w:default="1" w:styleId="TableNormal">
@@ -1090,6 +1363,72 @@
       <w:smallCaps/>
       <w:color w:val="0F4761" w:themeColor="accent1" w:themeShade="BF"/>
       <w:spacing w:val="5"/>
+    </w:rPr>
+  </w:style>
+  <w:style w:type="character" w:styleId="CommentReference">
+    <w:name w:val="annotation reference"/>
+    <w:basedOn w:val="DefaultParagraphFont"/>
+    <w:uiPriority w:val="99"/>
+    <w:semiHidden/>
+    <w:unhideWhenUsed/>
+    <w:rsid w:val="00390F91"/>
+    <w:rPr>
+      <w:sz w:val="16"/>
+      <w:szCs w:val="16"/>
+    </w:rPr>
+  </w:style>
+  <w:style w:type="paragraph" w:styleId="CommentText">
+    <w:name w:val="annotation text"/>
+    <w:basedOn w:val="Normal"/>
+    <w:link w:val="CommentTextChar"/>
+    <w:uiPriority w:val="99"/>
+    <w:unhideWhenUsed/>
+    <w:rsid w:val="00390F91"/>
+    <w:pPr>
+      <w:spacing w:line="240" w:lineRule="auto"/>
+    </w:pPr>
+    <w:rPr>
+      <w:sz w:val="20"/>
+      <w:szCs w:val="20"/>
+    </w:rPr>
+  </w:style>
+  <w:style w:type="character" w:customStyle="1" w:styleId="CommentTextChar">
+    <w:name w:val="Comment Text Char"/>
+    <w:basedOn w:val="DefaultParagraphFont"/>
+    <w:link w:val="CommentText"/>
+    <w:uiPriority w:val="99"/>
+    <w:rsid w:val="00390F91"/>
+    <w:rPr>
+      <w:sz w:val="20"/>
+      <w:szCs w:val="20"/>
+    </w:rPr>
+  </w:style>
+  <w:style w:type="paragraph" w:styleId="CommentSubject">
+    <w:name w:val="annotation subject"/>
+    <w:basedOn w:val="CommentText"/>
+    <w:next w:val="CommentText"/>
+    <w:link w:val="CommentSubjectChar"/>
+    <w:uiPriority w:val="99"/>
+    <w:semiHidden/>
+    <w:unhideWhenUsed/>
+    <w:rsid w:val="00390F91"/>
+    <w:rPr>
+      <w:b/>
+      <w:bCs/>
+    </w:rPr>
+  </w:style>
+  <w:style w:type="character" w:customStyle="1" w:styleId="CommentSubjectChar">
+    <w:name w:val="Comment Subject Char"/>
+    <w:basedOn w:val="CommentTextChar"/>
+    <w:link w:val="CommentSubject"/>
+    <w:uiPriority w:val="99"/>
+    <w:semiHidden/>
+    <w:rsid w:val="00390F91"/>
+    <w:rPr>
+      <w:b/>
+      <w:bCs/>
+      <w:sz w:val="20"/>
+      <w:szCs w:val="20"/>
     </w:rPr>
   </w:style>
 </w:styles>

--- a/Documents/Lit review notes.docx
+++ b/Documents/Lit review notes.docx
@@ -2,8 +2,19 @@
 <file path=word/document.xml><?xml version="1.0" encoding="utf-8"?>
 <w:document xmlns:wpc="http://schemas.microsoft.com/office/word/2010/wordprocessingCanvas" xmlns:cx="http://schemas.microsoft.com/office/drawing/2014/chartex" xmlns:cx1="http://schemas.microsoft.com/office/drawing/2015/9/8/chartex" xmlns:cx2="http://schemas.microsoft.com/office/drawing/2015/10/21/chartex" xmlns:cx3="http://schemas.microsoft.com/office/drawing/2016/5/9/chartex" xmlns:cx4="http://schemas.microsoft.com/office/drawing/2016/5/10/chartex" xmlns:cx5="http://schemas.microsoft.com/office/drawing/2016/5/11/chartex" xmlns:cx6="http://schemas.microsoft.com/office/drawing/2016/5/12/chartex" xmlns:cx7="http://schemas.microsoft.com/office/drawing/2016/5/13/chartex" xmlns:cx8="http://schemas.microsoft.com/office/drawing/2016/5/14/chartex" xmlns:mc="http://schemas.openxmlformats.org/markup-compatibility/2006" xmlns:aink="http://schemas.microsoft.com/office/drawing/2016/ink" xmlns:am3d="http://schemas.microsoft.com/office/drawing/2017/model3d" xmlns:o="urn:schemas-microsoft-com:office:office" xmlns:oel="http://schemas.microsoft.com/office/2019/extlst" xmlns:r="http://schemas.openxmlformats.org/officeDocument/2006/relationships" xmlns:m="http://schemas.openxmlformats.org/officeDocument/2006/math" xmlns:v="urn:schemas-microsoft-com:vml" xmlns:wp14="http://schemas.microsoft.com/office/word/2010/wordprocessingDrawing" xmlns:wp="http://schemas.openxmlformats.org/drawingml/2006/wordprocessingDrawing" xmlns:w10="urn:schemas-microsoft-com:office:word" xmlns:w="http://schemas.openxmlformats.org/wordprocessingml/2006/main" xmlns:w14="http://schemas.microsoft.com/office/word/2010/wordml" xmlns:w15="http://schemas.microsoft.com/office/word/2012/wordml" xmlns:w16cex="http://schemas.microsoft.com/office/word/2018/wordml/cex" xmlns:w16cid="http://schemas.microsoft.com/office/word/2016/wordml/cid" xmlns:w16="http://schemas.microsoft.com/office/word/2018/wordml" xmlns:w16du="http://schemas.microsoft.com/office/word/2023/wordml/word16du" xmlns:w16sdtdh="http://schemas.microsoft.com/office/word/2020/wordml/sdtdatahash" xmlns:w16sdtfl="http://schemas.microsoft.com/office/word/2024/wordml/sdtformatlock" xmlns:w16se="http://schemas.microsoft.com/office/word/2015/wordml/symex" xmlns:wpg="http://schemas.microsoft.com/office/word/2010/wordprocessingGroup" xmlns:wpi="http://schemas.microsoft.com/office/word/2010/wordprocessingInk" xmlns:wne="http://schemas.microsoft.com/office/word/2006/wordml" xmlns:wps="http://schemas.microsoft.com/office/word/2010/wordprocessingShape" mc:Ignorable="w14 w15 w16se w16cid w16 w16cex w16sdtdh w16sdtfl w16du wp14">
   <w:body>
-    <w:p/>
-    <w:p>
+    <w:p>
+      <w:pPr>
+        <w:rPr>
+          <w:rFonts w:hint="eastAsia"/>
+        </w:rPr>
+      </w:pPr>
+    </w:p>
+    <w:p>
+      <w:pPr>
+        <w:rPr>
+          <w:rFonts w:hint="eastAsia"/>
+        </w:rPr>
+      </w:pPr>
       <w:r>
         <w:t>Lit review (Level Design Patterns in 2D Games)</w:t>
       </w:r>
@@ -15,6 +26,9 @@
           <w:ilvl w:val="0"/>
           <w:numId w:val="1"/>
         </w:numPr>
+        <w:rPr>
+          <w:rFonts w:hint="eastAsia"/>
+        </w:rPr>
       </w:pPr>
       <w:r>
         <w:t>Discusses in introduction that level design becomes a major task in game design which links to how in this project that the point of procedurally generating content is to reduce the demands of game design</w:t>
@@ -27,12 +41,21 @@
           <w:ilvl w:val="1"/>
           <w:numId w:val="1"/>
         </w:numPr>
+        <w:rPr>
+          <w:rFonts w:hint="eastAsia"/>
+        </w:rPr>
       </w:pPr>
       <w:r>
         <w:t>This is true for games becoming increasingly demanding</w:t>
       </w:r>
     </w:p>
-    <w:p/>
+    <w:p>
+      <w:pPr>
+        <w:rPr>
+          <w:rFonts w:hint="eastAsia"/>
+        </w:rPr>
+      </w:pPr>
+    </w:p>
     <w:p>
       <w:pPr>
         <w:pStyle w:val="ListParagraph"/>
@@ -40,6 +63,9 @@
           <w:ilvl w:val="0"/>
           <w:numId w:val="1"/>
         </w:numPr>
+        <w:rPr>
+          <w:rFonts w:hint="eastAsia"/>
+        </w:rPr>
       </w:pPr>
       <w:r>
         <w:t>They compare work done on level design before the article was created vs what they ended up doing for level design patterns in the article.</w:t>
@@ -49,6 +75,9 @@
       <w:pPr>
         <w:pStyle w:val="ListParagraph"/>
         <w:ind w:left="1080"/>
+        <w:rPr>
+          <w:rFonts w:hint="eastAsia"/>
+        </w:rPr>
       </w:pPr>
     </w:p>
     <w:p>
@@ -58,6 +87,9 @@
           <w:ilvl w:val="0"/>
           <w:numId w:val="1"/>
         </w:numPr>
+        <w:rPr>
+          <w:rFonts w:hint="eastAsia"/>
+        </w:rPr>
       </w:pPr>
       <w:r>
         <w:t>This article has been effective with level design patterns</w:t>
@@ -69,6 +101,9 @@
     <w:p>
       <w:pPr>
         <w:pStyle w:val="ListParagraph"/>
+        <w:rPr>
+          <w:rFonts w:hint="eastAsia"/>
+        </w:rPr>
       </w:pPr>
     </w:p>
     <w:p>
@@ -78,6 +113,9 @@
           <w:ilvl w:val="1"/>
           <w:numId w:val="1"/>
         </w:numPr>
+        <w:rPr>
+          <w:rFonts w:hint="eastAsia"/>
+        </w:rPr>
       </w:pPr>
       <w:r>
         <w:t>This means we might make use of arrows in the level.</w:t>
@@ -90,9 +128,20 @@
           <w:ilvl w:val="1"/>
           <w:numId w:val="1"/>
         </w:numPr>
-      </w:pPr>
-      <w:r>
-        <w:t>A trail of coins going downwards for example will be used to show the player where to go next, but also to give them that thrill that they will be going to a bottomless pit, when in reality it will result in them jumping to a platform.</w:t>
+        <w:rPr>
+          <w:rFonts w:hint="eastAsia"/>
+        </w:rPr>
+      </w:pPr>
+      <w:r>
+        <w:t xml:space="preserve">A trail of coins going downwards for example will be used to show the player where to go next, but also to give them that thrill that they will be going to a bottomless pit, when </w:t>
+      </w:r>
+      <w:proofErr w:type="gramStart"/>
+      <w:r>
+        <w:t>in reality it</w:t>
+      </w:r>
+      <w:proofErr w:type="gramEnd"/>
+      <w:r>
+        <w:t xml:space="preserve"> will result in them jumping to a platform.</w:t>
       </w:r>
     </w:p>
     <w:p>
@@ -102,9 +151,28 @@
           <w:ilvl w:val="1"/>
           <w:numId w:val="1"/>
         </w:numPr>
-      </w:pPr>
-      <w:r>
-        <w:t>Checkpoints have been implemented in the game as well in order to give the player a safe zone. Each checkpoint is located in a platform that is safe so that the player can strategically decide how they will navigate through the next section of the level</w:t>
+        <w:rPr>
+          <w:rFonts w:hint="eastAsia"/>
+        </w:rPr>
+      </w:pPr>
+      <w:r>
+        <w:t xml:space="preserve">Checkpoints have been implemented in the game as well </w:t>
+      </w:r>
+      <w:proofErr w:type="gramStart"/>
+      <w:r>
+        <w:t>in order to</w:t>
+      </w:r>
+      <w:proofErr w:type="gramEnd"/>
+      <w:r>
+        <w:t xml:space="preserve"> give the player a safe zone. Each checkpoint </w:t>
+      </w:r>
+      <w:proofErr w:type="gramStart"/>
+      <w:r>
+        <w:t>is located in</w:t>
+      </w:r>
+      <w:proofErr w:type="gramEnd"/>
+      <w:r>
+        <w:t xml:space="preserve"> a platform that is safe so that the player can strategically decide how they will navigate through the next section of the level</w:t>
       </w:r>
       <w:r>
         <w:t>.</w:t>
@@ -117,6 +185,9 @@
           <w:ilvl w:val="1"/>
           <w:numId w:val="1"/>
         </w:numPr>
+        <w:rPr>
+          <w:rFonts w:hint="eastAsia"/>
+        </w:rPr>
       </w:pPr>
       <w:r>
         <w:t>Since there is no enemy AI present in this project, guidance, safe zones, and pace breaking will only be used.</w:t>
@@ -129,13 +200,27 @@
           <w:ilvl w:val="1"/>
           <w:numId w:val="1"/>
         </w:numPr>
+        <w:rPr>
+          <w:rFonts w:hint="eastAsia"/>
+        </w:rPr>
       </w:pPr>
       <w:r>
         <w:t>Pace breaking is dramatically changing parts of the level, so for instance, having a lot of smaller jumps/smaller platforms in one part, and then having lots of longer paths/coins in another part.</w:t>
       </w:r>
     </w:p>
-    <w:p/>
-    <w:p>
+    <w:p>
+      <w:pPr>
+        <w:rPr>
+          <w:rFonts w:hint="eastAsia"/>
+        </w:rPr>
+      </w:pPr>
+    </w:p>
+    <w:p>
+      <w:pPr>
+        <w:rPr>
+          <w:rFonts w:hint="eastAsia"/>
+        </w:rPr>
+      </w:pPr>
       <w:r>
         <w:t xml:space="preserve">Lit Review </w:t>
       </w:r>
@@ -147,11 +232,21 @@
       </w:r>
     </w:p>
     <w:p>
+      <w:pPr>
+        <w:rPr>
+          <w:rFonts w:hint="eastAsia"/>
+        </w:rPr>
+      </w:pPr>
       <w:r>
         <w:t>The goal of this is to make the level feel more interesting and challenging, which is the goal of our project as well, to make it feel enjoyable for the player.</w:t>
       </w:r>
     </w:p>
     <w:p>
+      <w:pPr>
+        <w:rPr>
+          <w:rFonts w:hint="eastAsia"/>
+        </w:rPr>
+      </w:pPr>
       <w:r>
         <w:t>The paper mentions understanding all the components of a platformer game and how to place them, so for example, a bounce pad was implemented change the pace from just running and pressing the jump button for platforms</w:t>
       </w:r>
@@ -164,12 +259,28 @@
       </w:r>
     </w:p>
     <w:p>
+      <w:pPr>
+        <w:rPr>
+          <w:rFonts w:hint="eastAsia"/>
+        </w:rPr>
+      </w:pPr>
       <w:r>
         <w:t>If more time allowed it, there would have been a risk vs reward area, where we have more coins at a more difficult section, and less coins for the easier area. For example, if you were to die at the more difficult section, you would lose some of your score. However, if you go for the easier section, you have a smaller chance of losing this score since it is easier, but you would not earn as much from the coins. This means you have a greater risk of losing points in the harder section, but you will be rewarded with lots of coins if you complete it successfully.</w:t>
       </w:r>
     </w:p>
-    <w:p/>
-    <w:p>
+    <w:p>
+      <w:pPr>
+        <w:rPr>
+          <w:rFonts w:hint="eastAsia"/>
+        </w:rPr>
+      </w:pPr>
+    </w:p>
+    <w:p>
+      <w:pPr>
+        <w:rPr>
+          <w:rFonts w:hint="eastAsia"/>
+        </w:rPr>
+      </w:pPr>
       <w:r>
         <w:t>Challenge is important since a potential idea with the level in that we could incorporate difficulty such as the player choosing parameters before starting the game.</w:t>
       </w:r>
@@ -181,9 +292,17 @@
           <w:ilvl w:val="0"/>
           <w:numId w:val="1"/>
         </w:numPr>
-      </w:pPr>
-      <w:r>
-        <w:t xml:space="preserve">So if they wanted a </w:t>
+        <w:rPr>
+          <w:rFonts w:hint="eastAsia"/>
+        </w:rPr>
+      </w:pPr>
+      <w:proofErr w:type="gramStart"/>
+      <w:r>
+        <w:t>So</w:t>
+      </w:r>
+      <w:proofErr w:type="gramEnd"/>
+      <w:r>
+        <w:t xml:space="preserve"> if they wanted a </w:t>
       </w:r>
       <w:r>
         <w:t>harder</w:t>
@@ -199,39 +318,131 @@
           <w:ilvl w:val="0"/>
           <w:numId w:val="1"/>
         </w:numPr>
-      </w:pPr>
-      <w:r>
-        <w:t>Before the level begins, the user can change some parameters in order to get the level to generate they way they wish for it to be generated.</w:t>
+        <w:rPr>
+          <w:rFonts w:hint="eastAsia"/>
+        </w:rPr>
+      </w:pPr>
+      <w:r>
+        <w:t xml:space="preserve">Before the level begins, the user can change some parameters </w:t>
+      </w:r>
+      <w:proofErr w:type="gramStart"/>
+      <w:r>
+        <w:t>in order to</w:t>
+      </w:r>
+      <w:proofErr w:type="gramEnd"/>
+      <w:r>
+        <w:t xml:space="preserve"> get the level to generate they way they wish for it to be generated.</w:t>
       </w:r>
       <w:r>
         <w:t xml:space="preserve"> </w:t>
       </w:r>
     </w:p>
-    <w:p/>
-    <w:p>
-      <w:r>
-        <w:t>The goal of fun over looks is what the project will take priority for, to ensure the level is actually functional.</w:t>
-      </w:r>
-    </w:p>
-    <w:p>
-      <w:r>
-        <w:t>The paper also mentions movement aids, this has been used in the project where going onto a bounce pad can allow the player to jump onto a platform that is out of reach for them.</w:t>
-      </w:r>
-    </w:p>
-    <w:p/>
-    <w:p>
-      <w:r>
-        <w:t>The paper mentions rest areas, which is important for ensuring the player makes less mistakes. This is used in the project through the use of checkpoints, where the player is able to rest before tackling the next section of the level to allow them to strategically decide what to do next.</w:t>
-      </w:r>
-    </w:p>
-    <w:p/>
-    <w:p>
+    <w:p>
+      <w:pPr>
+        <w:rPr>
+          <w:rFonts w:hint="eastAsia"/>
+        </w:rPr>
+      </w:pPr>
+    </w:p>
+    <w:p>
+      <w:pPr>
+        <w:rPr>
+          <w:rFonts w:hint="eastAsia"/>
+        </w:rPr>
+      </w:pPr>
+      <w:r>
+        <w:t xml:space="preserve">The goal of fun over looks is what the project will take priority for, to ensure the level is </w:t>
+      </w:r>
+      <w:proofErr w:type="gramStart"/>
+      <w:r>
+        <w:t>actually functional</w:t>
+      </w:r>
+      <w:proofErr w:type="gramEnd"/>
+      <w:r>
+        <w:t>.</w:t>
+      </w:r>
+    </w:p>
+    <w:p>
+      <w:pPr>
+        <w:rPr>
+          <w:rFonts w:hint="eastAsia"/>
+        </w:rPr>
+      </w:pPr>
+      <w:r>
+        <w:t xml:space="preserve">The paper also mentions movement aids, this has been used in the project </w:t>
+      </w:r>
+      <w:proofErr w:type="gramStart"/>
+      <w:r>
+        <w:t>where</w:t>
+      </w:r>
+      <w:proofErr w:type="gramEnd"/>
+      <w:r>
+        <w:t xml:space="preserve"> going onto a bounce pad can allow the player to jump onto a platform that is out of reach for them.</w:t>
+      </w:r>
+    </w:p>
+    <w:p>
+      <w:pPr>
+        <w:rPr>
+          <w:rFonts w:hint="eastAsia"/>
+        </w:rPr>
+      </w:pPr>
+    </w:p>
+    <w:p>
+      <w:pPr>
+        <w:rPr>
+          <w:rFonts w:hint="eastAsia"/>
+        </w:rPr>
+      </w:pPr>
+      <w:r>
+        <w:t xml:space="preserve">The paper mentions rest areas, which is important for ensuring the player makes less mistakes. This is used in the project </w:t>
+      </w:r>
+      <w:proofErr w:type="gramStart"/>
+      <w:r>
+        <w:t>through the use of</w:t>
+      </w:r>
+      <w:proofErr w:type="gramEnd"/>
+      <w:r>
+        <w:t xml:space="preserve"> checkpoints, where the player </w:t>
+      </w:r>
+      <w:proofErr w:type="gramStart"/>
+      <w:r>
+        <w:t>is able to</w:t>
+      </w:r>
+      <w:proofErr w:type="gramEnd"/>
+      <w:r>
+        <w:t xml:space="preserve"> rest before tackling the next section of the level to allow them to strategically decide what to do next.</w:t>
+      </w:r>
+    </w:p>
+    <w:p>
+      <w:pPr>
+        <w:rPr>
+          <w:rFonts w:hint="eastAsia"/>
+        </w:rPr>
+      </w:pPr>
+    </w:p>
+    <w:p>
+      <w:pPr>
+        <w:rPr>
+          <w:rFonts w:hint="eastAsia"/>
+        </w:rPr>
+      </w:pPr>
       <w:r>
         <w:t>The rhythm technically pauses when the player has jumped onto a platform or when they have reached a checkpoint.</w:t>
       </w:r>
     </w:p>
-    <w:p/>
-    <w:p>
+    <w:p>
+      <w:pPr>
+        <w:rPr>
+          <w:rFonts w:hint="eastAsia"/>
+        </w:rPr>
+      </w:pPr>
+    </w:p>
+    <w:p>
+      <w:pPr>
+        <w:rPr>
+          <w:rFonts w:hint="eastAsia"/>
+        </w:rPr>
+      </w:pPr>
       <w:r>
         <w:t xml:space="preserve">The paper states that long rhythm groups are easier to implement but they lead to more error. This is why the level has relatively small sections so this will lead to less chance of error. </w:t>
       </w:r>
@@ -250,24 +461,416 @@
       </w:r>
     </w:p>
     <w:p>
+      <w:pPr>
+        <w:rPr>
+          <w:rFonts w:hint="eastAsia"/>
+        </w:rPr>
+      </w:pPr>
       <w:r>
         <w:lastRenderedPageBreak/>
-        <w:t>The article mentions how the computer needs to understand the components which make up the level and the way it fits together. This is where there is parameters set for where the level must be placed, such as translating it to the right amount to ensure that there isn’t two platforms overlapping with each other, and to ensure that it is not too far away from the player to jump.</w:t>
-      </w:r>
-    </w:p>
-    <w:p>
+        <w:t xml:space="preserve">The article mentions how the computer needs to understand the components which make up the level and the way it fits together. This is where there </w:t>
+      </w:r>
+      <w:proofErr w:type="gramStart"/>
+      <w:r>
+        <w:t>is</w:t>
+      </w:r>
+      <w:proofErr w:type="gramEnd"/>
+      <w:r>
+        <w:t xml:space="preserve"> parameters set for where the level must be placed, such as translating it to the right amount to ensure that there </w:t>
+      </w:r>
+      <w:proofErr w:type="gramStart"/>
+      <w:r>
+        <w:t>isn’t</w:t>
+      </w:r>
+      <w:proofErr w:type="gramEnd"/>
+      <w:r>
+        <w:t xml:space="preserve"> two platforms overlapping with each other, and to ensure that it is not too far away from the player to jump.</w:t>
+      </w:r>
+    </w:p>
+    <w:p>
+      <w:pPr>
+        <w:rPr>
+          <w:rFonts w:hint="eastAsia"/>
+        </w:rPr>
+      </w:pPr>
       <w:r>
         <w:t xml:space="preserve">It mentions constraints so that the level can be playable, which in this case means that platforms must be in the level so that the player can complete it. There also would need to be bounce pads to allow the player to jump </w:t>
       </w:r>
       <w:r>
-        <w:t>to platforms that are too high for example. The player can also double jump in order to reach platforms that are further away than usual, otherwise it would be impossible to beat the level without making the platforms closer.</w:t>
+        <w:t xml:space="preserve">to platforms that are too high for example. The player can also double jump </w:t>
+      </w:r>
+      <w:proofErr w:type="gramStart"/>
+      <w:r>
+        <w:t>in order to</w:t>
+      </w:r>
+      <w:proofErr w:type="gramEnd"/>
+      <w:r>
+        <w:t xml:space="preserve"> reach platforms that are further away than usual, otherwise it would be impossible to beat the level without making the platforms closer.</w:t>
+      </w:r>
+    </w:p>
+    <w:p>
+      <w:pPr>
+        <w:rPr>
+          <w:rFonts w:hint="eastAsia"/>
+        </w:rPr>
+      </w:pPr>
+    </w:p>
+    <w:p>
+      <w:pPr>
+        <w:rPr>
+          <w:rFonts w:hint="eastAsia"/>
+        </w:rPr>
+      </w:pPr>
+      <w:r>
+        <w:t>The framework was very useful in teaching educators how to design fun and challenging levels since we have applied the idea of constraints, and the idea of ensuring the rhythms are not too big for the player, allowing them to have a break with it. (Expand this paragraph)</w:t>
+      </w:r>
+    </w:p>
+    <w:p>
+      <w:pPr>
+        <w:rPr>
+          <w:rFonts w:hint="eastAsia"/>
+        </w:rPr>
+      </w:pPr>
+    </w:p>
+    <w:p>
+      <w:pPr>
+        <w:rPr>
+          <w:rFonts w:hint="eastAsia"/>
+        </w:rPr>
+      </w:pPr>
+    </w:p>
+    <w:p>
+      <w:pPr>
+        <w:rPr>
+          <w:rFonts w:hint="eastAsia"/>
+        </w:rPr>
+      </w:pPr>
+      <w:r>
+        <w:t>Lit Review – Procedural Level Design for Platform Games</w:t>
+      </w:r>
+    </w:p>
+    <w:p>
+      <w:pPr>
+        <w:rPr>
+          <w:rFonts w:hint="eastAsia"/>
+        </w:rPr>
+      </w:pPr>
+      <w:r>
+        <w:t xml:space="preserve">The paper uses a new </w:t>
+      </w:r>
+      <w:proofErr w:type="gramStart"/>
+      <w:r>
+        <w:t>four layer</w:t>
+      </w:r>
+      <w:proofErr w:type="gramEnd"/>
+      <w:r>
+        <w:t xml:space="preserve"> hierarchy to represent platform game levels</w:t>
+      </w:r>
+    </w:p>
+    <w:p>
+      <w:pPr>
+        <w:rPr>
+          <w:rFonts w:hint="eastAsia"/>
+        </w:rPr>
+      </w:pPr>
+    </w:p>
+    <w:p>
+      <w:pPr>
+        <w:rPr>
+          <w:rFonts w:hint="eastAsia"/>
+        </w:rPr>
+      </w:pPr>
+      <w:r>
+        <w:t>The paper mentions about how rogue</w:t>
+      </w:r>
+      <w:r>
+        <w:t xml:space="preserve">’s innovations was its ability to procedurally generate an infinite </w:t>
+      </w:r>
+      <w:proofErr w:type="gramStart"/>
+      <w:r>
+        <w:t>amount</w:t>
+      </w:r>
+      <w:proofErr w:type="gramEnd"/>
+      <w:r>
+        <w:t xml:space="preserve"> of levels, which links to </w:t>
+      </w:r>
+      <w:r>
+        <w:t>how the aim of procedurally generating 3D platformer levels is a method of adding uniqueness to the levels.</w:t>
+      </w:r>
+    </w:p>
+    <w:p>
+      <w:pPr>
+        <w:rPr>
+          <w:rFonts w:hint="eastAsia"/>
+        </w:rPr>
+      </w:pPr>
+    </w:p>
+    <w:p>
+      <w:pPr>
+        <w:rPr>
+          <w:rFonts w:hint="eastAsia"/>
+        </w:rPr>
+      </w:pPr>
+      <w:r>
+        <w:t xml:space="preserve">The levels generate the terrain first and then they will furnish the level after this. In </w:t>
+      </w:r>
+      <w:r>
+        <w:t>the application, the parts of the level are procedurally generated</w:t>
+      </w:r>
+      <w:r>
+        <w:t>, and after each part is generated, collectables or components in that platform will be implemented.</w:t>
+      </w:r>
+    </w:p>
+    <w:p>
+      <w:pPr>
+        <w:rPr>
+          <w:rFonts w:hint="eastAsia"/>
+        </w:rPr>
+      </w:pPr>
+    </w:p>
+    <w:p>
+      <w:pPr>
+        <w:rPr>
+          <w:rFonts w:hint="eastAsia"/>
+        </w:rPr>
+      </w:pPr>
+      <w:r>
+        <w:t xml:space="preserve">If we wanted to achieve the same results as the game rogue, we could number each platform after it has been </w:t>
+      </w:r>
+      <w:r>
+        <w:t>generated and</w:t>
+      </w:r>
+      <w:r>
+        <w:t xml:space="preserve"> </w:t>
+      </w:r>
+      <w:r>
+        <w:t>then generate components for that designated number.</w:t>
+      </w:r>
+    </w:p>
+    <w:p>
+      <w:pPr>
+        <w:rPr>
+          <w:rFonts w:hint="eastAsia"/>
+        </w:rPr>
+      </w:pPr>
+      <w:r>
+        <w:lastRenderedPageBreak/>
+        <w:t xml:space="preserve">It mentions level design in platform games relies on rhythm, which </w:t>
+      </w:r>
+      <w:r>
+        <w:t>som</w:t>
+      </w:r>
+      <w:r>
+        <w:t>e elements</w:t>
+      </w:r>
+      <w:r>
+        <w:t xml:space="preserve"> the application has used</w:t>
+      </w:r>
+      <w:r>
+        <w:t xml:space="preserve">. </w:t>
+      </w:r>
+      <w:r>
+        <w:t>In platform games, making jumps will require distance calculation, but also timing.</w:t>
+      </w:r>
+    </w:p>
+    <w:p>
+      <w:pPr>
+        <w:rPr>
+          <w:rFonts w:hint="eastAsia"/>
+        </w:rPr>
+      </w:pPr>
+      <w:r>
+        <w:t xml:space="preserve">It mentions by reshuffling a few basic elements such as pipes, blocks, and platforms, it can be possible to </w:t>
+      </w:r>
+      <w:r>
+        <w:t>construct</w:t>
+      </w:r>
+      <w:r>
+        <w:t xml:space="preserve"> long levels that are interesting</w:t>
+      </w:r>
+      <w:r>
+        <w:t>. The application takes some elements with this by the inclusion of spikes</w:t>
+      </w:r>
+      <w:r>
+        <w:t>, platforms, inclines, bridges, and bounce pads.</w:t>
       </w:r>
     </w:p>
     <w:p/>
     <w:p>
       <w:r>
-        <w:t>The framework was very useful in teaching educators how to design fun and challenging levels since we have applied the idea of constraints, and the idea of ensuring the rhythms are not too big for the player, allowing them to have a break with it. (Expand this paragraph)</w:t>
-      </w:r>
+        <w:t xml:space="preserve">It mentions stuff about patterns, which is group </w:t>
+      </w:r>
+      <w:r>
+        <w:rPr>
+          <w:rFonts w:hint="eastAsia"/>
+        </w:rPr>
+        <w:t>individual</w:t>
+      </w:r>
+      <w:r>
+        <w:t xml:space="preserve"> components into a longer </w:t>
+      </w:r>
+      <w:r>
+        <w:rPr>
+          <w:rFonts w:hint="eastAsia"/>
+        </w:rPr>
+        <w:t>sequence</w:t>
+      </w:r>
+      <w:r>
+        <w:t xml:space="preserve">. The project makes use of </w:t>
+      </w:r>
+      <w:r>
+        <w:rPr>
+          <w:rFonts w:hint="eastAsia"/>
+        </w:rPr>
+        <w:t>t</w:t>
+      </w:r>
+      <w:r>
+        <w:t xml:space="preserve">his </w:t>
+      </w:r>
+      <w:r>
+        <w:t xml:space="preserve">with concatenating platforms together to create a section. </w:t>
+      </w:r>
+      <w:r>
+        <w:t>There ar</w:t>
+      </w:r>
+      <w:r>
+        <w:rPr>
+          <w:rFonts w:hint="eastAsia"/>
+        </w:rPr>
+        <w:t>e</w:t>
+      </w:r>
+      <w:r>
+        <w:t xml:space="preserve"> checkpoints between each section as well.</w:t>
+      </w:r>
+    </w:p>
+    <w:p/>
+    <w:p>
+      <w:r>
+        <w:t>It mentions the idea of having an easier, less rewarding path, and a harder, more rewarding path. The application could do this by having a bigger platform with a high score coin above</w:t>
+      </w:r>
+      <w:r>
+        <w:t xml:space="preserve"> a spike area. The player can walk around and skip this, or they could risk it for a higher score, but the catch is that they could lose </w:t>
+      </w:r>
+      <w:r>
+        <w:rPr>
+          <w:rFonts w:hint="eastAsia"/>
+        </w:rPr>
+        <w:t>health</w:t>
+      </w:r>
+      <w:r>
+        <w:t xml:space="preserve"> because of </w:t>
+      </w:r>
+      <w:r>
+        <w:rPr>
+          <w:rFonts w:hint="eastAsia"/>
+        </w:rPr>
+        <w:t>this</w:t>
+      </w:r>
+      <w:r>
+        <w:t>.</w:t>
+      </w:r>
+    </w:p>
+    <w:p/>
+    <w:p>
+      <w:r>
+        <w:t xml:space="preserve">It states that </w:t>
+      </w:r>
+      <w:r>
+        <w:t>to find a pattern close to the desired difficulty, the system adjusts the component parameters in the direction of the steepest assent. In the application, the parameters are adjusted in the options menu. If the player wishes for a more difficult game, they can choose more smaller platforms and more spikes, and less health packs.</w:t>
+      </w:r>
+    </w:p>
+    <w:p/>
+    <w:p>
+      <w:r>
+        <w:t>The paper mentions a system about monitoring a player</w:t>
+      </w:r>
+      <w:r>
+        <w:rPr>
+          <w:rFonts w:hint="eastAsia"/>
+        </w:rPr>
+        <w:t>’</w:t>
+      </w:r>
+      <w:r>
+        <w:t xml:space="preserve">s progress through the level, and the success and </w:t>
+      </w:r>
+      <w:r>
+        <w:rPr>
+          <w:rFonts w:hint="eastAsia"/>
+        </w:rPr>
+        <w:t>failure</w:t>
+      </w:r>
+      <w:r>
+        <w:t xml:space="preserve"> rates. The application has made use of this area in some way by measuring what the player does in the level </w:t>
+      </w:r>
+      <w:r>
+        <w:rPr>
+          <w:rFonts w:hint="eastAsia"/>
+        </w:rPr>
+        <w:t>a</w:t>
+      </w:r>
+      <w:r>
+        <w:t>nd where abouts they died, and how many deaths they</w:t>
+      </w:r>
+      <w:r>
+        <w:rPr>
+          <w:rFonts w:hint="eastAsia"/>
+        </w:rPr>
+        <w:t>’</w:t>
+      </w:r>
+      <w:proofErr w:type="spellStart"/>
+      <w:r>
+        <w:t>ve</w:t>
+      </w:r>
+      <w:proofErr w:type="spellEnd"/>
+      <w:r>
+        <w:t xml:space="preserve"> had so far. This is </w:t>
+      </w:r>
+      <w:r>
+        <w:rPr>
+          <w:rFonts w:hint="eastAsia"/>
+        </w:rPr>
+        <w:t>done</w:t>
+      </w:r>
+      <w:r>
+        <w:t xml:space="preserve"> through a JSON file.</w:t>
+      </w:r>
+    </w:p>
+    <w:p/>
+    <w:p/>
+    <w:p>
+      <w:pPr>
+        <w:rPr>
+          <w:rFonts w:hint="eastAsia"/>
+        </w:rPr>
+      </w:pPr>
+    </w:p>
+    <w:p>
+      <w:pPr>
+        <w:rPr>
+          <w:rFonts w:hint="eastAsia"/>
+        </w:rPr>
+      </w:pPr>
+    </w:p>
+    <w:p>
+      <w:pPr>
+        <w:rPr>
+          <w:rFonts w:hint="eastAsia"/>
+        </w:rPr>
+      </w:pPr>
+    </w:p>
+    <w:p>
+      <w:pPr>
+        <w:rPr>
+          <w:rFonts w:hint="eastAsia"/>
+        </w:rPr>
+      </w:pPr>
+    </w:p>
+    <w:p>
+      <w:pPr>
+        <w:rPr>
+          <w:rFonts w:hint="eastAsia"/>
+        </w:rPr>
+      </w:pPr>
     </w:p>
     <w:sectPr>
       <w:pgSz w:w="11906" w:h="16838"/>
@@ -285,6 +888,9 @@
     <w:p>
       <w:pPr>
         <w:pStyle w:val="CommentText"/>
+        <w:rPr>
+          <w:rFonts w:hint="eastAsia"/>
+        </w:rPr>
       </w:pPr>
       <w:r>
         <w:rPr>
@@ -1052,6 +1658,7 @@
   <w:style w:type="character" w:default="1" w:styleId="DefaultParagraphFont">
     <w:name w:val="Default Paragraph Font"/>
     <w:uiPriority w:val="1"/>
+    <w:semiHidden/>
     <w:unhideWhenUsed/>
   </w:style>
   <w:style w:type="table" w:default="1" w:styleId="TableNormal">

--- a/Documents/Lit review notes.docx
+++ b/Documents/Lit review notes.docx
@@ -2,19 +2,8 @@
 <file path=word/document.xml><?xml version="1.0" encoding="utf-8"?>
 <w:document xmlns:wpc="http://schemas.microsoft.com/office/word/2010/wordprocessingCanvas" xmlns:cx="http://schemas.microsoft.com/office/drawing/2014/chartex" xmlns:cx1="http://schemas.microsoft.com/office/drawing/2015/9/8/chartex" xmlns:cx2="http://schemas.microsoft.com/office/drawing/2015/10/21/chartex" xmlns:cx3="http://schemas.microsoft.com/office/drawing/2016/5/9/chartex" xmlns:cx4="http://schemas.microsoft.com/office/drawing/2016/5/10/chartex" xmlns:cx5="http://schemas.microsoft.com/office/drawing/2016/5/11/chartex" xmlns:cx6="http://schemas.microsoft.com/office/drawing/2016/5/12/chartex" xmlns:cx7="http://schemas.microsoft.com/office/drawing/2016/5/13/chartex" xmlns:cx8="http://schemas.microsoft.com/office/drawing/2016/5/14/chartex" xmlns:mc="http://schemas.openxmlformats.org/markup-compatibility/2006" xmlns:aink="http://schemas.microsoft.com/office/drawing/2016/ink" xmlns:am3d="http://schemas.microsoft.com/office/drawing/2017/model3d" xmlns:o="urn:schemas-microsoft-com:office:office" xmlns:oel="http://schemas.microsoft.com/office/2019/extlst" xmlns:r="http://schemas.openxmlformats.org/officeDocument/2006/relationships" xmlns:m="http://schemas.openxmlformats.org/officeDocument/2006/math" xmlns:v="urn:schemas-microsoft-com:vml" xmlns:wp14="http://schemas.microsoft.com/office/word/2010/wordprocessingDrawing" xmlns:wp="http://schemas.openxmlformats.org/drawingml/2006/wordprocessingDrawing" xmlns:w10="urn:schemas-microsoft-com:office:word" xmlns:w="http://schemas.openxmlformats.org/wordprocessingml/2006/main" xmlns:w14="http://schemas.microsoft.com/office/word/2010/wordml" xmlns:w15="http://schemas.microsoft.com/office/word/2012/wordml" xmlns:w16cex="http://schemas.microsoft.com/office/word/2018/wordml/cex" xmlns:w16cid="http://schemas.microsoft.com/office/word/2016/wordml/cid" xmlns:w16="http://schemas.microsoft.com/office/word/2018/wordml" xmlns:w16du="http://schemas.microsoft.com/office/word/2023/wordml/word16du" xmlns:w16sdtdh="http://schemas.microsoft.com/office/word/2020/wordml/sdtdatahash" xmlns:w16sdtfl="http://schemas.microsoft.com/office/word/2024/wordml/sdtformatlock" xmlns:w16se="http://schemas.microsoft.com/office/word/2015/wordml/symex" xmlns:wpg="http://schemas.microsoft.com/office/word/2010/wordprocessingGroup" xmlns:wpi="http://schemas.microsoft.com/office/word/2010/wordprocessingInk" xmlns:wne="http://schemas.microsoft.com/office/word/2006/wordml" xmlns:wps="http://schemas.microsoft.com/office/word/2010/wordprocessingShape" mc:Ignorable="w14 w15 w16se w16cid w16 w16cex w16sdtdh w16sdtfl w16du wp14">
   <w:body>
-    <w:p>
-      <w:pPr>
-        <w:rPr>
-          <w:rFonts w:hint="eastAsia"/>
-        </w:rPr>
-      </w:pPr>
-    </w:p>
-    <w:p>
-      <w:pPr>
-        <w:rPr>
-          <w:rFonts w:hint="eastAsia"/>
-        </w:rPr>
-      </w:pPr>
+    <w:p/>
+    <w:p>
       <w:r>
         <w:t>Lit review (Level Design Patterns in 2D Games)</w:t>
       </w:r>
@@ -26,9 +15,6 @@
           <w:ilvl w:val="0"/>
           <w:numId w:val="1"/>
         </w:numPr>
-        <w:rPr>
-          <w:rFonts w:hint="eastAsia"/>
-        </w:rPr>
       </w:pPr>
       <w:r>
         <w:t>Discusses in introduction that level design becomes a major task in game design which links to how in this project that the point of procedurally generating content is to reduce the demands of game design</w:t>
@@ -41,21 +27,12 @@
           <w:ilvl w:val="1"/>
           <w:numId w:val="1"/>
         </w:numPr>
-        <w:rPr>
-          <w:rFonts w:hint="eastAsia"/>
-        </w:rPr>
       </w:pPr>
       <w:r>
         <w:t>This is true for games becoming increasingly demanding</w:t>
       </w:r>
     </w:p>
-    <w:p>
-      <w:pPr>
-        <w:rPr>
-          <w:rFonts w:hint="eastAsia"/>
-        </w:rPr>
-      </w:pPr>
-    </w:p>
+    <w:p/>
     <w:p>
       <w:pPr>
         <w:pStyle w:val="ListParagraph"/>
@@ -63,9 +40,6 @@
           <w:ilvl w:val="0"/>
           <w:numId w:val="1"/>
         </w:numPr>
-        <w:rPr>
-          <w:rFonts w:hint="eastAsia"/>
-        </w:rPr>
       </w:pPr>
       <w:r>
         <w:t>They compare work done on level design before the article was created vs what they ended up doing for level design patterns in the article.</w:t>
@@ -75,9 +49,6 @@
       <w:pPr>
         <w:pStyle w:val="ListParagraph"/>
         <w:ind w:left="1080"/>
-        <w:rPr>
-          <w:rFonts w:hint="eastAsia"/>
-        </w:rPr>
       </w:pPr>
     </w:p>
     <w:p>
@@ -87,9 +58,6 @@
           <w:ilvl w:val="0"/>
           <w:numId w:val="1"/>
         </w:numPr>
-        <w:rPr>
-          <w:rFonts w:hint="eastAsia"/>
-        </w:rPr>
       </w:pPr>
       <w:r>
         <w:t>This article has been effective with level design patterns</w:t>
@@ -101,9 +69,6 @@
     <w:p>
       <w:pPr>
         <w:pStyle w:val="ListParagraph"/>
-        <w:rPr>
-          <w:rFonts w:hint="eastAsia"/>
-        </w:rPr>
       </w:pPr>
     </w:p>
     <w:p>
@@ -113,9 +78,6 @@
           <w:ilvl w:val="1"/>
           <w:numId w:val="1"/>
         </w:numPr>
-        <w:rPr>
-          <w:rFonts w:hint="eastAsia"/>
-        </w:rPr>
       </w:pPr>
       <w:r>
         <w:t>This means we might make use of arrows in the level.</w:t>
@@ -128,20 +90,9 @@
           <w:ilvl w:val="1"/>
           <w:numId w:val="1"/>
         </w:numPr>
-        <w:rPr>
-          <w:rFonts w:hint="eastAsia"/>
-        </w:rPr>
-      </w:pPr>
-      <w:r>
-        <w:t xml:space="preserve">A trail of coins going downwards for example will be used to show the player where to go next, but also to give them that thrill that they will be going to a bottomless pit, when </w:t>
-      </w:r>
-      <w:proofErr w:type="gramStart"/>
-      <w:r>
-        <w:t>in reality it</w:t>
-      </w:r>
-      <w:proofErr w:type="gramEnd"/>
-      <w:r>
-        <w:t xml:space="preserve"> will result in them jumping to a platform.</w:t>
+      </w:pPr>
+      <w:r>
+        <w:t>A trail of coins going downwards for example will be used to show the player where to go next, but also to give them that thrill that they will be going to a bottomless pit, when in reality it will result in them jumping to a platform.</w:t>
       </w:r>
     </w:p>
     <w:p>
@@ -151,28 +102,9 @@
           <w:ilvl w:val="1"/>
           <w:numId w:val="1"/>
         </w:numPr>
-        <w:rPr>
-          <w:rFonts w:hint="eastAsia"/>
-        </w:rPr>
-      </w:pPr>
-      <w:r>
-        <w:t xml:space="preserve">Checkpoints have been implemented in the game as well </w:t>
-      </w:r>
-      <w:proofErr w:type="gramStart"/>
-      <w:r>
-        <w:t>in order to</w:t>
-      </w:r>
-      <w:proofErr w:type="gramEnd"/>
-      <w:r>
-        <w:t xml:space="preserve"> give the player a safe zone. Each checkpoint </w:t>
-      </w:r>
-      <w:proofErr w:type="gramStart"/>
-      <w:r>
-        <w:t>is located in</w:t>
-      </w:r>
-      <w:proofErr w:type="gramEnd"/>
-      <w:r>
-        <w:t xml:space="preserve"> a platform that is safe so that the player can strategically decide how they will navigate through the next section of the level</w:t>
+      </w:pPr>
+      <w:r>
+        <w:t>Checkpoints have been implemented in the game as well in order to give the player a safe zone. Each checkpoint is located in a platform that is safe so that the player can strategically decide how they will navigate through the next section of the level</w:t>
       </w:r>
       <w:r>
         <w:t>.</w:t>
@@ -185,9 +117,6 @@
           <w:ilvl w:val="1"/>
           <w:numId w:val="1"/>
         </w:numPr>
-        <w:rPr>
-          <w:rFonts w:hint="eastAsia"/>
-        </w:rPr>
       </w:pPr>
       <w:r>
         <w:t>Since there is no enemy AI present in this project, guidance, safe zones, and pace breaking will only be used.</w:t>
@@ -200,27 +129,13 @@
           <w:ilvl w:val="1"/>
           <w:numId w:val="1"/>
         </w:numPr>
-        <w:rPr>
-          <w:rFonts w:hint="eastAsia"/>
-        </w:rPr>
       </w:pPr>
       <w:r>
         <w:t>Pace breaking is dramatically changing parts of the level, so for instance, having a lot of smaller jumps/smaller platforms in one part, and then having lots of longer paths/coins in another part.</w:t>
       </w:r>
     </w:p>
-    <w:p>
-      <w:pPr>
-        <w:rPr>
-          <w:rFonts w:hint="eastAsia"/>
-        </w:rPr>
-      </w:pPr>
-    </w:p>
-    <w:p>
-      <w:pPr>
-        <w:rPr>
-          <w:rFonts w:hint="eastAsia"/>
-        </w:rPr>
-      </w:pPr>
+    <w:p/>
+    <w:p>
       <w:r>
         <w:t xml:space="preserve">Lit Review </w:t>
       </w:r>
@@ -232,21 +147,11 @@
       </w:r>
     </w:p>
     <w:p>
-      <w:pPr>
-        <w:rPr>
-          <w:rFonts w:hint="eastAsia"/>
-        </w:rPr>
-      </w:pPr>
       <w:r>
         <w:t>The goal of this is to make the level feel more interesting and challenging, which is the goal of our project as well, to make it feel enjoyable for the player.</w:t>
       </w:r>
     </w:p>
     <w:p>
-      <w:pPr>
-        <w:rPr>
-          <w:rFonts w:hint="eastAsia"/>
-        </w:rPr>
-      </w:pPr>
       <w:r>
         <w:t>The paper mentions understanding all the components of a platformer game and how to place them, so for example, a bounce pad was implemented change the pace from just running and pressing the jump button for platforms</w:t>
       </w:r>
@@ -259,28 +164,12 @@
       </w:r>
     </w:p>
     <w:p>
-      <w:pPr>
-        <w:rPr>
-          <w:rFonts w:hint="eastAsia"/>
-        </w:rPr>
-      </w:pPr>
       <w:r>
         <w:t>If more time allowed it, there would have been a risk vs reward area, where we have more coins at a more difficult section, and less coins for the easier area. For example, if you were to die at the more difficult section, you would lose some of your score. However, if you go for the easier section, you have a smaller chance of losing this score since it is easier, but you would not earn as much from the coins. This means you have a greater risk of losing points in the harder section, but you will be rewarded with lots of coins if you complete it successfully.</w:t>
       </w:r>
     </w:p>
-    <w:p>
-      <w:pPr>
-        <w:rPr>
-          <w:rFonts w:hint="eastAsia"/>
-        </w:rPr>
-      </w:pPr>
-    </w:p>
-    <w:p>
-      <w:pPr>
-        <w:rPr>
-          <w:rFonts w:hint="eastAsia"/>
-        </w:rPr>
-      </w:pPr>
+    <w:p/>
+    <w:p>
       <w:r>
         <w:t>Challenge is important since a potential idea with the level in that we could incorporate difficulty such as the player choosing parameters before starting the game.</w:t>
       </w:r>
@@ -292,17 +181,9 @@
           <w:ilvl w:val="0"/>
           <w:numId w:val="1"/>
         </w:numPr>
-        <w:rPr>
-          <w:rFonts w:hint="eastAsia"/>
-        </w:rPr>
-      </w:pPr>
-      <w:proofErr w:type="gramStart"/>
-      <w:r>
-        <w:t>So</w:t>
-      </w:r>
-      <w:proofErr w:type="gramEnd"/>
-      <w:r>
-        <w:t xml:space="preserve"> if they wanted a </w:t>
+      </w:pPr>
+      <w:r>
+        <w:t xml:space="preserve">So if they wanted a </w:t>
       </w:r>
       <w:r>
         <w:t>harder</w:t>
@@ -318,131 +199,39 @@
           <w:ilvl w:val="0"/>
           <w:numId w:val="1"/>
         </w:numPr>
-        <w:rPr>
-          <w:rFonts w:hint="eastAsia"/>
-        </w:rPr>
-      </w:pPr>
-      <w:r>
-        <w:t xml:space="preserve">Before the level begins, the user can change some parameters </w:t>
-      </w:r>
-      <w:proofErr w:type="gramStart"/>
-      <w:r>
-        <w:t>in order to</w:t>
-      </w:r>
-      <w:proofErr w:type="gramEnd"/>
-      <w:r>
-        <w:t xml:space="preserve"> get the level to generate they way they wish for it to be generated.</w:t>
+      </w:pPr>
+      <w:r>
+        <w:t>Before the level begins, the user can change some parameters in order to get the level to generate they way they wish for it to be generated.</w:t>
       </w:r>
       <w:r>
         <w:t xml:space="preserve"> </w:t>
       </w:r>
     </w:p>
-    <w:p>
-      <w:pPr>
-        <w:rPr>
-          <w:rFonts w:hint="eastAsia"/>
-        </w:rPr>
-      </w:pPr>
-    </w:p>
-    <w:p>
-      <w:pPr>
-        <w:rPr>
-          <w:rFonts w:hint="eastAsia"/>
-        </w:rPr>
-      </w:pPr>
-      <w:r>
-        <w:t xml:space="preserve">The goal of fun over looks is what the project will take priority for, to ensure the level is </w:t>
-      </w:r>
-      <w:proofErr w:type="gramStart"/>
-      <w:r>
-        <w:t>actually functional</w:t>
-      </w:r>
-      <w:proofErr w:type="gramEnd"/>
-      <w:r>
-        <w:t>.</w:t>
-      </w:r>
-    </w:p>
-    <w:p>
-      <w:pPr>
-        <w:rPr>
-          <w:rFonts w:hint="eastAsia"/>
-        </w:rPr>
-      </w:pPr>
-      <w:r>
-        <w:t xml:space="preserve">The paper also mentions movement aids, this has been used in the project </w:t>
-      </w:r>
-      <w:proofErr w:type="gramStart"/>
-      <w:r>
-        <w:t>where</w:t>
-      </w:r>
-      <w:proofErr w:type="gramEnd"/>
-      <w:r>
-        <w:t xml:space="preserve"> going onto a bounce pad can allow the player to jump onto a platform that is out of reach for them.</w:t>
-      </w:r>
-    </w:p>
-    <w:p>
-      <w:pPr>
-        <w:rPr>
-          <w:rFonts w:hint="eastAsia"/>
-        </w:rPr>
-      </w:pPr>
-    </w:p>
-    <w:p>
-      <w:pPr>
-        <w:rPr>
-          <w:rFonts w:hint="eastAsia"/>
-        </w:rPr>
-      </w:pPr>
-      <w:r>
-        <w:t xml:space="preserve">The paper mentions rest areas, which is important for ensuring the player makes less mistakes. This is used in the project </w:t>
-      </w:r>
-      <w:proofErr w:type="gramStart"/>
-      <w:r>
-        <w:t>through the use of</w:t>
-      </w:r>
-      <w:proofErr w:type="gramEnd"/>
-      <w:r>
-        <w:t xml:space="preserve"> checkpoints, where the player </w:t>
-      </w:r>
-      <w:proofErr w:type="gramStart"/>
-      <w:r>
-        <w:t>is able to</w:t>
-      </w:r>
-      <w:proofErr w:type="gramEnd"/>
-      <w:r>
-        <w:t xml:space="preserve"> rest before tackling the next section of the level to allow them to strategically decide what to do next.</w:t>
-      </w:r>
-    </w:p>
-    <w:p>
-      <w:pPr>
-        <w:rPr>
-          <w:rFonts w:hint="eastAsia"/>
-        </w:rPr>
-      </w:pPr>
-    </w:p>
-    <w:p>
-      <w:pPr>
-        <w:rPr>
-          <w:rFonts w:hint="eastAsia"/>
-        </w:rPr>
-      </w:pPr>
+    <w:p/>
+    <w:p>
+      <w:r>
+        <w:t>The goal of fun over looks is what the project will take priority for, to ensure the level is actually functional.</w:t>
+      </w:r>
+    </w:p>
+    <w:p>
+      <w:r>
+        <w:t>The paper also mentions movement aids, this has been used in the project where going onto a bounce pad can allow the player to jump onto a platform that is out of reach for them.</w:t>
+      </w:r>
+    </w:p>
+    <w:p/>
+    <w:p>
+      <w:r>
+        <w:t>The paper mentions rest areas, which is important for ensuring the player makes less mistakes. This is used in the project through the use of checkpoints, where the player is able to rest before tackling the next section of the level to allow them to strategically decide what to do next.</w:t>
+      </w:r>
+    </w:p>
+    <w:p/>
+    <w:p>
       <w:r>
         <w:t>The rhythm technically pauses when the player has jumped onto a platform or when they have reached a checkpoint.</w:t>
       </w:r>
     </w:p>
-    <w:p>
-      <w:pPr>
-        <w:rPr>
-          <w:rFonts w:hint="eastAsia"/>
-        </w:rPr>
-      </w:pPr>
-    </w:p>
-    <w:p>
-      <w:pPr>
-        <w:rPr>
-          <w:rFonts w:hint="eastAsia"/>
-        </w:rPr>
-      </w:pPr>
+    <w:p/>
+    <w:p>
       <w:r>
         <w:t xml:space="preserve">The paper states that long rhythm groups are easier to implement but they lead to more error. This is why the level has relatively small sections so this will lead to less chance of error. </w:t>
       </w:r>
@@ -461,156 +250,51 @@
       </w:r>
     </w:p>
     <w:p>
-      <w:pPr>
-        <w:rPr>
-          <w:rFonts w:hint="eastAsia"/>
-        </w:rPr>
-      </w:pPr>
       <w:r>
         <w:lastRenderedPageBreak/>
-        <w:t xml:space="preserve">The article mentions how the computer needs to understand the components which make up the level and the way it fits together. This is where there </w:t>
-      </w:r>
-      <w:proofErr w:type="gramStart"/>
-      <w:r>
-        <w:t>is</w:t>
-      </w:r>
-      <w:proofErr w:type="gramEnd"/>
-      <w:r>
-        <w:t xml:space="preserve"> parameters set for where the level must be placed, such as translating it to the right amount to ensure that there </w:t>
-      </w:r>
-      <w:proofErr w:type="gramStart"/>
-      <w:r>
-        <w:t>isn’t</w:t>
-      </w:r>
-      <w:proofErr w:type="gramEnd"/>
-      <w:r>
-        <w:t xml:space="preserve"> two platforms overlapping with each other, and to ensure that it is not too far away from the player to jump.</w:t>
-      </w:r>
-    </w:p>
-    <w:p>
-      <w:pPr>
-        <w:rPr>
-          <w:rFonts w:hint="eastAsia"/>
-        </w:rPr>
-      </w:pPr>
+        <w:t>The article mentions how the computer needs to understand the components which make up the level and the way it fits together. This is where there is parameters set for where the level must be placed, such as translating it to the right amount to ensure that there isn’t two platforms overlapping with each other, and to ensure that it is not too far away from the player to jump.</w:t>
+      </w:r>
+    </w:p>
+    <w:p>
       <w:r>
         <w:t xml:space="preserve">It mentions constraints so that the level can be playable, which in this case means that platforms must be in the level so that the player can complete it. There also would need to be bounce pads to allow the player to jump </w:t>
       </w:r>
       <w:r>
-        <w:t xml:space="preserve">to platforms that are too high for example. The player can also double jump </w:t>
-      </w:r>
-      <w:proofErr w:type="gramStart"/>
-      <w:r>
-        <w:t>in order to</w:t>
-      </w:r>
-      <w:proofErr w:type="gramEnd"/>
-      <w:r>
-        <w:t xml:space="preserve"> reach platforms that are further away than usual, otherwise it would be impossible to beat the level without making the platforms closer.</w:t>
-      </w:r>
-    </w:p>
-    <w:p>
-      <w:pPr>
-        <w:rPr>
-          <w:rFonts w:hint="eastAsia"/>
-        </w:rPr>
-      </w:pPr>
-    </w:p>
-    <w:p>
-      <w:pPr>
-        <w:rPr>
-          <w:rFonts w:hint="eastAsia"/>
-        </w:rPr>
-      </w:pPr>
+        <w:t>to platforms that are too high for example. The player can also double jump in order to reach platforms that are further away than usual, otherwise it would be impossible to beat the level without making the platforms closer.</w:t>
+      </w:r>
+    </w:p>
+    <w:p/>
+    <w:p>
       <w:r>
         <w:t>The framework was very useful in teaching educators how to design fun and challenging levels since we have applied the idea of constraints, and the idea of ensuring the rhythms are not too big for the player, allowing them to have a break with it. (Expand this paragraph)</w:t>
       </w:r>
     </w:p>
-    <w:p>
-      <w:pPr>
-        <w:rPr>
-          <w:rFonts w:hint="eastAsia"/>
-        </w:rPr>
-      </w:pPr>
-    </w:p>
-    <w:p>
-      <w:pPr>
-        <w:rPr>
-          <w:rFonts w:hint="eastAsia"/>
-        </w:rPr>
-      </w:pPr>
-    </w:p>
-    <w:p>
-      <w:pPr>
-        <w:rPr>
-          <w:rFonts w:hint="eastAsia"/>
-        </w:rPr>
-      </w:pPr>
+    <w:p/>
+    <w:p/>
+    <w:p>
       <w:r>
         <w:t>Lit Review – Procedural Level Design for Platform Games</w:t>
       </w:r>
     </w:p>
     <w:p>
-      <w:pPr>
-        <w:rPr>
-          <w:rFonts w:hint="eastAsia"/>
-        </w:rPr>
-      </w:pPr>
-      <w:r>
-        <w:t xml:space="preserve">The paper uses a new </w:t>
-      </w:r>
-      <w:proofErr w:type="gramStart"/>
-      <w:r>
-        <w:t>four layer</w:t>
-      </w:r>
-      <w:proofErr w:type="gramEnd"/>
-      <w:r>
-        <w:t xml:space="preserve"> hierarchy to represent platform game levels</w:t>
-      </w:r>
-    </w:p>
-    <w:p>
-      <w:pPr>
-        <w:rPr>
-          <w:rFonts w:hint="eastAsia"/>
-        </w:rPr>
-      </w:pPr>
-    </w:p>
-    <w:p>
-      <w:pPr>
-        <w:rPr>
-          <w:rFonts w:hint="eastAsia"/>
-        </w:rPr>
-      </w:pPr>
+      <w:r>
+        <w:t>The paper uses a new four layer hierarchy to represent platform game levels</w:t>
+      </w:r>
+    </w:p>
+    <w:p/>
+    <w:p>
       <w:r>
         <w:t>The paper mentions about how rogue</w:t>
       </w:r>
       <w:r>
-        <w:t xml:space="preserve">’s innovations was its ability to procedurally generate an infinite </w:t>
-      </w:r>
-      <w:proofErr w:type="gramStart"/>
-      <w:r>
-        <w:t>amount</w:t>
-      </w:r>
-      <w:proofErr w:type="gramEnd"/>
-      <w:r>
-        <w:t xml:space="preserve"> of levels, which links to </w:t>
+        <w:t xml:space="preserve">’s innovations was its ability to procedurally generate an infinite amount of levels, which links to </w:t>
       </w:r>
       <w:r>
         <w:t>how the aim of procedurally generating 3D platformer levels is a method of adding uniqueness to the levels.</w:t>
       </w:r>
     </w:p>
-    <w:p>
-      <w:pPr>
-        <w:rPr>
-          <w:rFonts w:hint="eastAsia"/>
-        </w:rPr>
-      </w:pPr>
-    </w:p>
-    <w:p>
-      <w:pPr>
-        <w:rPr>
-          <w:rFonts w:hint="eastAsia"/>
-        </w:rPr>
-      </w:pPr>
+    <w:p/>
+    <w:p>
       <w:r>
         <w:t xml:space="preserve">The levels generate the terrain first and then they will furnish the level after this. In </w:t>
       </w:r>
@@ -621,19 +305,8 @@
         <w:t>, and after each part is generated, collectables or components in that platform will be implemented.</w:t>
       </w:r>
     </w:p>
-    <w:p>
-      <w:pPr>
-        <w:rPr>
-          <w:rFonts w:hint="eastAsia"/>
-        </w:rPr>
-      </w:pPr>
-    </w:p>
-    <w:p>
-      <w:pPr>
-        <w:rPr>
-          <w:rFonts w:hint="eastAsia"/>
-        </w:rPr>
-      </w:pPr>
+    <w:p/>
+    <w:p>
       <w:r>
         <w:t xml:space="preserve">If we wanted to achieve the same results as the game rogue, we could number each platform after it has been </w:t>
       </w:r>
@@ -648,11 +321,6 @@
       </w:r>
     </w:p>
     <w:p>
-      <w:pPr>
-        <w:rPr>
-          <w:rFonts w:hint="eastAsia"/>
-        </w:rPr>
-      </w:pPr>
       <w:r>
         <w:lastRenderedPageBreak/>
         <w:t xml:space="preserve">It mentions level design in platform games relies on rhythm, which </w:t>
@@ -674,11 +342,6 @@
       </w:r>
     </w:p>
     <w:p>
-      <w:pPr>
-        <w:rPr>
-          <w:rFonts w:hint="eastAsia"/>
-        </w:rPr>
-      </w:pPr>
       <w:r>
         <w:t xml:space="preserve">It mentions by reshuffling a few basic elements such as pipes, blocks, and platforms, it can be possible to </w:t>
       </w:r>
@@ -817,13 +480,8 @@
         </w:rPr>
         <w:t>’</w:t>
       </w:r>
-      <w:proofErr w:type="spellStart"/>
-      <w:r>
-        <w:t>ve</w:t>
-      </w:r>
-      <w:proofErr w:type="spellEnd"/>
-      <w:r>
-        <w:t xml:space="preserve"> had so far. This is </w:t>
+      <w:r>
+        <w:t xml:space="preserve">ve had so far. This is </w:t>
       </w:r>
       <w:r>
         <w:rPr>
@@ -837,41 +495,149 @@
     </w:p>
     <w:p/>
     <w:p/>
+    <w:p/>
+    <w:p/>
+    <w:p/>
     <w:p>
       <w:pPr>
         <w:rPr>
-          <w:rFonts w:hint="eastAsia"/>
+          <w:b/>
+          <w:bCs/>
         </w:rPr>
       </w:pPr>
-    </w:p>
-    <w:p>
-      <w:pPr>
+      <w:r>
         <w:rPr>
-          <w:rFonts w:hint="eastAsia"/>
+          <w:b/>
+          <w:bCs/>
         </w:rPr>
-      </w:pPr>
-    </w:p>
-    <w:p>
-      <w:pPr>
+        <w:t>Creating a Newer and Improved Procedural Content Generation (PCG) Algorithm with Minimal Human Intervention for Computer Gaming Development</w:t>
+      </w:r>
+    </w:p>
+    <w:p/>
+    <w:p>
+      <w:r>
+        <w:t xml:space="preserve">The article has the same goal as this project, which is </w:t>
+      </w:r>
+      <w:r>
+        <w:t xml:space="preserve">to save development times while still making the level feel engaging for players. </w:t>
+      </w:r>
+    </w:p>
+    <w:p>
+      <w:r>
+        <w:t xml:space="preserve">The abstract mentions that the algorithm has the potential to streamline game development processes, while it is still maintaining high quality content generation. However, to begin with stating the algorithm is still maintaining high quality content generation without stating there is evidence for this in the abstract might result in the reader believing that this is not backed up effectively if they were to look at the abstract as a summary of this paper. </w:t>
+      </w:r>
+    </w:p>
+    <w:p/>
+    <w:p>
+      <w:r>
+        <w:t>The paper describes that high quality games usually require manual generation and significant effort by a large team which includes designers and developers, which is expensive budget wise and can be time consuming. This links to the objective of this project, which is to procedurally generate 3D platformer levels to reduce the demand for designers and to reduce development time in terms of level design, and this in turn saves money for the company.</w:t>
+      </w:r>
+    </w:p>
+    <w:p/>
+    <w:p>
+      <w:commentRangeStart w:id="1"/>
+      <w:r>
+        <w:t xml:space="preserve">It states an advantage of procedural generation, which is that it can reduce the disk capacity of the final game dramatically since the content that is generated throughout the game is created on the fly. For example, in the application, when the player reaches a checkpoint, the content generated is determined just when the player touches the checkpoint, rather than generating it all at the start or before run time. This is effective for reducing compile times at the start since there isn’t as many assets to load at the beginning, and there isn’t any need to store the level itself in the game’s files, thus saving storage space. </w:t>
+      </w:r>
+      <w:commentRangeEnd w:id="1"/>
+      <w:r>
         <w:rPr>
-          <w:rFonts w:hint="eastAsia"/>
+          <w:rStyle w:val="CommentReference"/>
+          <w:sz w:val="24"/>
+          <w:szCs w:val="24"/>
         </w:rPr>
-      </w:pPr>
-    </w:p>
-    <w:p>
-      <w:pPr>
-        <w:rPr>
-          <w:rFonts w:hint="eastAsia"/>
-        </w:rPr>
-      </w:pPr>
-    </w:p>
-    <w:p>
-      <w:pPr>
-        <w:rPr>
-          <w:rFonts w:hint="eastAsia"/>
-        </w:rPr>
-      </w:pPr>
-    </w:p>
+        <w:commentReference w:id="1"/>
+      </w:r>
+    </w:p>
+    <w:p>
+      <w:r>
+        <w:t xml:space="preserve">The paper also states the disadvantage of procedural generation taken more processing power before the game loads but also mentions that this is better than having a larger file size for the game. However, the application does combat this by only generating one section of the level at the start. Each section gets generated when the player hits a checkpoint, which dramatically decreases the computational power needed for each generation. </w:t>
+      </w:r>
+    </w:p>
+    <w:p>
+      <w:r>
+        <w:t>The article mentions that some methods generate the content during the loading phase, while others will be generated dynamically during gameplay. The application has taken both ideas, where the first section will be generated during the loading phase, and the overall generation attributes and parameters will be determined at the start. The rest of the sections will be generated dynamically based on these attributes and parameters.</w:t>
+      </w:r>
+    </w:p>
+    <w:p>
+      <w:r>
+        <w:lastRenderedPageBreak/>
+        <w:t xml:space="preserve">The article states that there is the risk of softlocks when generating levels. Like another article (mention it or combine them somehow), the player </w:t>
+      </w:r>
+      <w:r>
+        <w:t>can</w:t>
+      </w:r>
+      <w:r>
+        <w:t xml:space="preserve"> double jump and run faster, and there is predefined gaps between platforms, so that its not impossible for the player to jump between two platforms. </w:t>
+      </w:r>
+    </w:p>
+    <w:p/>
+    <w:p>
+      <w:r>
+        <w:t xml:space="preserve">The paper states methods that procedural generation uses, it states Markov is a procedural generation method that is fast. This is used when determining which platform can be spawned in the level, and if there should be a direction change for example. This is also used for other attributes such as when generating a bounce pad in the level. </w:t>
+      </w:r>
+    </w:p>
+    <w:p>
+      <w:r>
+        <w:t>The paper does state that some machine learning methods, such as generative adversial networks is not a suitable method since it takes up too much computational power, which is not suited for real time content generation. I believe this effective since the paper is not afraid to mention flaws about procedural generation methods, which allows researchers to ensure they are making the right decisions when utilising procedural generation in their application.</w:t>
+      </w:r>
+    </w:p>
+    <w:p/>
+    <w:p>
+      <w:r>
+        <w:t xml:space="preserve">It has </w:t>
+      </w:r>
+      <w:r>
+        <w:t xml:space="preserve">mentioned a procedural generation technique regarding difficulty in a level. If there </w:t>
+      </w:r>
+      <w:r>
+        <w:t>were</w:t>
+      </w:r>
+      <w:r>
+        <w:t xml:space="preserve"> </w:t>
+      </w:r>
+      <w:r>
+        <w:t>not time</w:t>
+      </w:r>
+      <w:r>
+        <w:t xml:space="preserve"> constraints with the development times of the project, this idea by determining the difficulty to use when reaching a checkpoint</w:t>
+      </w:r>
+      <w:r>
+        <w:t xml:space="preserve"> would be used</w:t>
+      </w:r>
+      <w:r>
+        <w:t>. If the player successfully got a high score (e.g. lots of coins, fast time, no deaths), the difficulty would be harder.</w:t>
+      </w:r>
+    </w:p>
+    <w:p/>
+    <w:p>
+      <w:r>
+        <w:t xml:space="preserve">The article mentions that many games lack variety in terms of levels, </w:t>
+      </w:r>
+      <w:r>
+        <w:t>which means the player can recognise patterns. It’s effective the article mentions this since for example, once you complete a video game, there isn’t much in terms of replayability for the level layouts changing for example.</w:t>
+      </w:r>
+      <w:r>
+        <w:t xml:space="preserve"> </w:t>
+      </w:r>
+    </w:p>
+    <w:p>
+      <w:r>
+        <w:t xml:space="preserve">The article ensures to mention that rules are required to prevent </w:t>
+      </w:r>
+      <w:r>
+        <w:t>softlocks</w:t>
+      </w:r>
+      <w:r>
+        <w:t xml:space="preserve">, such as with the improved spawn algorithm where </w:t>
+      </w:r>
+      <w:r>
+        <w:t>special attention is given to the fact that all entrances cannot face any wall side, as a minimum distance from it is estimated. This is effective since the application also has some rules to prevent soft locks to name specific jump gaps and predefined platform sizes.</w:t>
+      </w:r>
+    </w:p>
+    <w:p/>
+    <w:p/>
+    <w:p/>
     <w:sectPr>
       <w:pgSz w:w="11906" w:h="16838"/>
       <w:pgMar w:top="1440" w:right="1440" w:bottom="1440" w:left="1440" w:header="708" w:footer="708" w:gutter="0"/>
@@ -888,9 +654,6 @@
     <w:p>
       <w:pPr>
         <w:pStyle w:val="CommentText"/>
-        <w:rPr>
-          <w:rFonts w:hint="eastAsia"/>
-        </w:rPr>
       </w:pPr>
       <w:r>
         <w:rPr>
@@ -903,6 +666,25 @@
           <w:lang w:val="en-US"/>
         </w:rPr>
         <w:t>Only if time allows it</w:t>
+      </w:r>
+    </w:p>
+  </w:comment>
+  <w:comment w:id="1" w:author="Jerry" w:date="2026-03-28T17:02:00Z" w:initials="J">
+    <w:p>
+      <w:pPr>
+        <w:pStyle w:val="CommentText"/>
+      </w:pPr>
+      <w:r>
+        <w:rPr>
+          <w:rStyle w:val="CommentReference"/>
+        </w:rPr>
+        <w:annotationRef/>
+      </w:r>
+      <w:r>
+        <w:rPr>
+          <w:lang w:val="en-US"/>
+        </w:rPr>
+        <w:t>Try to make this less waffle-ly</w:t>
       </w:r>
     </w:p>
   </w:comment>
@@ -912,18 +694,21 @@
 <file path=word/commentsExtended.xml><?xml version="1.0" encoding="utf-8"?>
 <w15:commentsEx xmlns:wpc="http://schemas.microsoft.com/office/word/2010/wordprocessingCanvas" xmlns:cx="http://schemas.microsoft.com/office/drawing/2014/chartex" xmlns:cx1="http://schemas.microsoft.com/office/drawing/2015/9/8/chartex" xmlns:cx2="http://schemas.microsoft.com/office/drawing/2015/10/21/chartex" xmlns:cx3="http://schemas.microsoft.com/office/drawing/2016/5/9/chartex" xmlns:cx4="http://schemas.microsoft.com/office/drawing/2016/5/10/chartex" xmlns:cx5="http://schemas.microsoft.com/office/drawing/2016/5/11/chartex" xmlns:cx6="http://schemas.microsoft.com/office/drawing/2016/5/12/chartex" xmlns:cx7="http://schemas.microsoft.com/office/drawing/2016/5/13/chartex" xmlns:cx8="http://schemas.microsoft.com/office/drawing/2016/5/14/chartex" xmlns:mc="http://schemas.openxmlformats.org/markup-compatibility/2006" xmlns:aink="http://schemas.microsoft.com/office/drawing/2016/ink" xmlns:am3d="http://schemas.microsoft.com/office/drawing/2017/model3d" xmlns:o="urn:schemas-microsoft-com:office:office" xmlns:oel="http://schemas.microsoft.com/office/2019/extlst" xmlns:r="http://schemas.openxmlformats.org/officeDocument/2006/relationships" xmlns:m="http://schemas.openxmlformats.org/officeDocument/2006/math" xmlns:v="urn:schemas-microsoft-com:vml" xmlns:wp14="http://schemas.microsoft.com/office/word/2010/wordprocessingDrawing" xmlns:wp="http://schemas.openxmlformats.org/drawingml/2006/wordprocessingDrawing" xmlns:w10="urn:schemas-microsoft-com:office:word" xmlns:w="http://schemas.openxmlformats.org/wordprocessingml/2006/main" xmlns:w14="http://schemas.microsoft.com/office/word/2010/wordml" xmlns:w15="http://schemas.microsoft.com/office/word/2012/wordml" xmlns:w16cex="http://schemas.microsoft.com/office/word/2018/wordml/cex" xmlns:w16cid="http://schemas.microsoft.com/office/word/2016/wordml/cid" xmlns:w16="http://schemas.microsoft.com/office/word/2018/wordml" xmlns:w16du="http://schemas.microsoft.com/office/word/2023/wordml/word16du" xmlns:w16sdtdh="http://schemas.microsoft.com/office/word/2020/wordml/sdtdatahash" xmlns:w16sdtfl="http://schemas.microsoft.com/office/word/2024/wordml/sdtformatlock" xmlns:w16se="http://schemas.microsoft.com/office/word/2015/wordml/symex" xmlns:wpg="http://schemas.microsoft.com/office/word/2010/wordprocessingGroup" xmlns:wpi="http://schemas.microsoft.com/office/word/2010/wordprocessingInk" xmlns:wne="http://schemas.microsoft.com/office/word/2006/wordml" xmlns:wps="http://schemas.microsoft.com/office/word/2010/wordprocessingShape" mc:Ignorable="w14 w15 w16se w16cid w16 w16cex w16sdtdh w16sdtfl w16du wp14">
   <w15:commentEx w15:paraId="77A08A03" w15:done="0"/>
+  <w15:commentEx w15:paraId="6BC2A922" w15:done="0"/>
 </w15:commentsEx>
 </file>
 
 <file path=word/commentsExtensible.xml><?xml version="1.0" encoding="utf-8"?>
 <w16cex:commentsExtensible xmlns:wpc="http://schemas.microsoft.com/office/word/2010/wordprocessingCanvas" xmlns:cx="http://schemas.microsoft.com/office/drawing/2014/chartex" xmlns:cx1="http://schemas.microsoft.com/office/drawing/2015/9/8/chartex" xmlns:cx2="http://schemas.microsoft.com/office/drawing/2015/10/21/chartex" xmlns:cx3="http://schemas.microsoft.com/office/drawing/2016/5/9/chartex" xmlns:cx4="http://schemas.microsoft.com/office/drawing/2016/5/10/chartex" xmlns:cx5="http://schemas.microsoft.com/office/drawing/2016/5/11/chartex" xmlns:cx6="http://schemas.microsoft.com/office/drawing/2016/5/12/chartex" xmlns:cx7="http://schemas.microsoft.com/office/drawing/2016/5/13/chartex" xmlns:cx8="http://schemas.microsoft.com/office/drawing/2016/5/14/chartex" xmlns:cr="http://schemas.microsoft.com/office/comments/2020/reactions" xmlns:mc="http://schemas.openxmlformats.org/markup-compatibility/2006" xmlns:aink="http://schemas.microsoft.com/office/drawing/2016/ink" xmlns:am3d="http://schemas.microsoft.com/office/drawing/2017/model3d" xmlns:o="urn:schemas-microsoft-com:office:office" xmlns:oel="http://schemas.microsoft.com/office/2019/extlst" xmlns:r="http://schemas.openxmlformats.org/officeDocument/2006/relationships" xmlns:m="http://schemas.openxmlformats.org/officeDocument/2006/math" xmlns:v="urn:schemas-microsoft-com:vml" xmlns:wp14="http://schemas.microsoft.com/office/word/2010/wordprocessingDrawing" xmlns:wp="http://schemas.openxmlformats.org/drawingml/2006/wordprocessingDrawing" xmlns:w10="urn:schemas-microsoft-com:office:word" xmlns:w="http://schemas.openxmlformats.org/wordprocessingml/2006/main" xmlns:w14="http://schemas.microsoft.com/office/word/2010/wordml" xmlns:w15="http://schemas.microsoft.com/office/word/2012/wordml" xmlns:w16cex="http://schemas.microsoft.com/office/word/2018/wordml/cex" xmlns:w16cid="http://schemas.microsoft.com/office/word/2016/wordml/cid" xmlns:w16="http://schemas.microsoft.com/office/word/2018/wordml" xmlns:w16du="http://schemas.microsoft.com/office/word/2023/wordml/word16du" xmlns:w16sdtdh="http://schemas.microsoft.com/office/word/2020/wordml/sdtdatahash" xmlns:w16sdtfl="http://schemas.microsoft.com/office/word/2024/wordml/sdtformatlock" xmlns:w16se="http://schemas.microsoft.com/office/word/2015/wordml/symex" xmlns:wpg="http://schemas.microsoft.com/office/word/2010/wordprocessingGroup" xmlns:wpi="http://schemas.microsoft.com/office/word/2010/wordprocessingInk" xmlns:wne="http://schemas.microsoft.com/office/word/2006/wordml" xmlns:wps="http://schemas.microsoft.com/office/word/2010/wordprocessingShape" mc:Ignorable="w14 w15 w16se w16cid w16 w16cex w16sdtdh w16sdtfl cr w16du wp14">
   <w16cex:commentExtensible w16cex:durableId="1C3AAF53" w16cex:dateUtc="2026-03-20T01:20:00Z"/>
+  <w16cex:commentExtensible w16cex:durableId="7967E8CD" w16cex:dateUtc="2026-03-28T17:02:00Z"/>
 </w16cex:commentsExtensible>
 </file>
 
 <file path=word/commentsIds.xml><?xml version="1.0" encoding="utf-8"?>
 <w16cid:commentsIds xmlns:wpc="http://schemas.microsoft.com/office/word/2010/wordprocessingCanvas" xmlns:cx="http://schemas.microsoft.com/office/drawing/2014/chartex" xmlns:cx1="http://schemas.microsoft.com/office/drawing/2015/9/8/chartex" xmlns:cx2="http://schemas.microsoft.com/office/drawing/2015/10/21/chartex" xmlns:cx3="http://schemas.microsoft.com/office/drawing/2016/5/9/chartex" xmlns:cx4="http://schemas.microsoft.com/office/drawing/2016/5/10/chartex" xmlns:cx5="http://schemas.microsoft.com/office/drawing/2016/5/11/chartex" xmlns:cx6="http://schemas.microsoft.com/office/drawing/2016/5/12/chartex" xmlns:cx7="http://schemas.microsoft.com/office/drawing/2016/5/13/chartex" xmlns:cx8="http://schemas.microsoft.com/office/drawing/2016/5/14/chartex" xmlns:mc="http://schemas.openxmlformats.org/markup-compatibility/2006" xmlns:aink="http://schemas.microsoft.com/office/drawing/2016/ink" xmlns:am3d="http://schemas.microsoft.com/office/drawing/2017/model3d" xmlns:o="urn:schemas-microsoft-com:office:office" xmlns:oel="http://schemas.microsoft.com/office/2019/extlst" xmlns:r="http://schemas.openxmlformats.org/officeDocument/2006/relationships" xmlns:m="http://schemas.openxmlformats.org/officeDocument/2006/math" xmlns:v="urn:schemas-microsoft-com:vml" xmlns:wp14="http://schemas.microsoft.com/office/word/2010/wordprocessingDrawing" xmlns:wp="http://schemas.openxmlformats.org/drawingml/2006/wordprocessingDrawing" xmlns:w10="urn:schemas-microsoft-com:office:word" xmlns:w="http://schemas.openxmlformats.org/wordprocessingml/2006/main" xmlns:w14="http://schemas.microsoft.com/office/word/2010/wordml" xmlns:w15="http://schemas.microsoft.com/office/word/2012/wordml" xmlns:w16cex="http://schemas.microsoft.com/office/word/2018/wordml/cex" xmlns:w16cid="http://schemas.microsoft.com/office/word/2016/wordml/cid" xmlns:w16="http://schemas.microsoft.com/office/word/2018/wordml" xmlns:w16du="http://schemas.microsoft.com/office/word/2023/wordml/word16du" xmlns:w16sdtdh="http://schemas.microsoft.com/office/word/2020/wordml/sdtdatahash" xmlns:w16sdtfl="http://schemas.microsoft.com/office/word/2024/wordml/sdtformatlock" xmlns:w16se="http://schemas.microsoft.com/office/word/2015/wordml/symex" xmlns:wpg="http://schemas.microsoft.com/office/word/2010/wordprocessingGroup" xmlns:wpi="http://schemas.microsoft.com/office/word/2010/wordprocessingInk" xmlns:wne="http://schemas.microsoft.com/office/word/2006/wordml" xmlns:wps="http://schemas.microsoft.com/office/word/2010/wordprocessingShape" mc:Ignorable="w14 w15 w16se w16cid w16 w16cex w16sdtdh w16sdtfl w16du wp14">
   <w16cid:commentId w16cid:paraId="77A08A03" w16cid:durableId="1C3AAF53"/>
+  <w16cid:commentId w16cid:paraId="6BC2A922" w16cid:durableId="7967E8CD"/>
 </w16cid:commentsIds>
 </file>
 
@@ -1658,7 +1443,6 @@
   <w:style w:type="character" w:default="1" w:styleId="DefaultParagraphFont">
     <w:name w:val="Default Paragraph Font"/>
     <w:uiPriority w:val="1"/>
-    <w:semiHidden/>
     <w:unhideWhenUsed/>
   </w:style>
   <w:style w:type="table" w:default="1" w:styleId="TableNormal">
